--- a/docs/manuals-docx/18-document-template-variables.docx
+++ b/docs/manuals-docx/18-document-template-variables.docx
@@ -321,6 +321,39 @@
           <w:szCs w:val="22"/>
         </w:rPr>
         <w:t>3.1 · ชื่อตัวแปรชุดเดิม (เปลี่ยนเมื่อ 24 สิงหาคม 2569)</w:t>
+      </w:r>
+    </w:p>
+    <w:p>
+      <w:pPr>
+        <w:spacing w:before="0" w:after="60" w:lineRule="auto" w:line="324"/>
+        <w:ind w:left="283"/>
+      </w:pPr>
+      <w:r>
+        <w:rPr>
+          <w:rFonts w:ascii="DejaVu Sans" w:hAnsi="DejaVu Sans" w:cs="DejaVu Sans" w:eastAsia="DejaVu Sans"/>
+          <w:color w:val="E5775A"/>
+          <w:sz w:val="22"/>
+          <w:szCs w:val="22"/>
+        </w:rPr>
+        <w:t>▸</w:t>
+      </w:r>
+      <w:r>
+        <w:rPr>
+          <w:rFonts w:ascii="Sarabun" w:hAnsi="Sarabun" w:cs="Sarabun" w:eastAsia="Sarabun"/>
+          <w:color w:val="E5775A"/>
+          <w:sz w:val="22"/>
+          <w:szCs w:val="22"/>
+        </w:rPr>
+        <w:t xml:space="preserve">  </w:t>
+      </w:r>
+      <w:r>
+        <w:rPr>
+          <w:rFonts w:ascii="Sarabun" w:hAnsi="Sarabun" w:cs="Sarabun" w:eastAsia="Sarabun"/>
+          <w:color w:val="1A1E33"/>
+          <w:sz w:val="22"/>
+          <w:szCs w:val="22"/>
+        </w:rPr>
+        <w:t>3.2 · ชุดเอกสาร 31 สิงหาคม 2569 — สลับลำดับผนวก</w:t>
       </w:r>
     </w:p>
     <w:p>
@@ -2848,6 +2881,661 @@
           <w:b w:val="1"/>
           <w:bCs w:val="1"/>
         </w:rPr>
+        <w:t>3.2 · ชุดเอกสาร 31 สิงหาคม 2569 — สลับลำดับผนวก</w:t>
+      </w:r>
+    </w:p>
+    <w:p>
+      <w:pPr>
+        <w:spacing w:before="0" w:after="160" w:lineRule="auto" w:line="348"/>
+        <w:jc w:val="both"/>
+      </w:pPr>
+      <w:r>
+        <w:rPr>
+          <w:rFonts w:ascii="Sarabun" w:hAnsi="Sarabun" w:cs="Sarabun" w:eastAsia="Sarabun"/>
+          <w:color w:val="1A1E33"/>
+          <w:sz w:val="22"/>
+          <w:szCs w:val="22"/>
+        </w:rPr>
+        <w:t>ฝ่ายกฎหมายส่งชุดใหม่มาทั้งชุด (</w:t>
+      </w:r>
+      <w:r>
+        <w:rPr>
+          <w:rFonts w:ascii="DejaVu Sans Mono" w:hAnsi="DejaVu Sans Mono" w:cs="DejaVu Sans Mono" w:eastAsia="DejaVu Sans Mono"/>
+          <w:color w:val="192768"/>
+          <w:sz w:val="19"/>
+          <w:szCs w:val="19"/>
+          <w:shd w:val="clear" w:fill="F5F6FA"/>
+        </w:rPr>
+        <w:t>assets/document-template/update-20260831/</w:t>
+      </w:r>
+      <w:r>
+        <w:rPr>
+          <w:rFonts w:ascii="Sarabun" w:hAnsi="Sarabun" w:cs="Sarabun" w:eastAsia="Sarabun"/>
+          <w:color w:val="1A1E33"/>
+          <w:sz w:val="22"/>
+          <w:szCs w:val="22"/>
+        </w:rPr>
+        <w:t>) สองอย่างที่ ผู้เขียนเอกสารต้องรู้:</w:t>
+      </w:r>
+    </w:p>
+    <w:p>
+      <w:pPr>
+        <w:spacing w:before="0" w:after="160" w:lineRule="auto" w:line="348"/>
+        <w:jc w:val="both"/>
+      </w:pPr>
+      <w:r>
+        <w:rPr>
+          <w:rFonts w:ascii="Sarabun" w:hAnsi="Sarabun" w:cs="Sarabun" w:eastAsia="Sarabun"/>
+          <w:color w:val="1A1E33"/>
+          <w:sz w:val="22"/>
+          <w:szCs w:val="22"/>
+          <w:b w:val="1"/>
+          <w:bCs w:val="1"/>
+        </w:rPr>
+        <w:t>ผนวกสลับลำดับกัน</w:t>
+      </w:r>
+      <w:r>
+        <w:rPr>
+          <w:rFonts w:ascii="Sarabun" w:hAnsi="Sarabun" w:cs="Sarabun" w:eastAsia="Sarabun"/>
+          <w:color w:val="1A1E33"/>
+          <w:sz w:val="22"/>
+          <w:szCs w:val="22"/>
+        </w:rPr>
+        <w:t xml:space="preserve"> รหัส </w:t>
+      </w:r>
+      <w:r>
+        <w:rPr>
+          <w:rFonts w:ascii="DejaVu Sans Mono" w:hAnsi="DejaVu Sans Mono" w:cs="DejaVu Sans Mono" w:eastAsia="DejaVu Sans Mono"/>
+          <w:color w:val="192768"/>
+          <w:sz w:val="19"/>
+          <w:szCs w:val="19"/>
+          <w:shd w:val="clear" w:fill="F5F6FA"/>
+        </w:rPr>
+        <w:t>A1</w:t>
+      </w:r>
+      <w:r>
+        <w:rPr>
+          <w:rFonts w:ascii="Sarabun" w:hAnsi="Sarabun" w:cs="Sarabun" w:eastAsia="Sarabun"/>
+          <w:color w:val="1A1E33"/>
+          <w:sz w:val="22"/>
+          <w:szCs w:val="22"/>
+        </w:rPr>
+        <w:t>–</w:t>
+      </w:r>
+      <w:r>
+        <w:rPr>
+          <w:rFonts w:ascii="DejaVu Sans Mono" w:hAnsi="DejaVu Sans Mono" w:cs="DejaVu Sans Mono" w:eastAsia="DejaVu Sans Mono"/>
+          <w:color w:val="192768"/>
+          <w:sz w:val="19"/>
+          <w:szCs w:val="19"/>
+          <w:shd w:val="clear" w:fill="F5F6FA"/>
+        </w:rPr>
+        <w:t>A3</w:t>
+      </w:r>
+      <w:r>
+        <w:rPr>
+          <w:rFonts w:ascii="Sarabun" w:hAnsi="Sarabun" w:cs="Sarabun" w:eastAsia="Sarabun"/>
+          <w:color w:val="1A1E33"/>
+          <w:sz w:val="22"/>
+          <w:szCs w:val="22"/>
+        </w:rPr>
+        <w:t xml:space="preserve"> แปลว่า "ผนวก 1–3" เสมอ ไม่ได้แปลว่าเนื้อหาอะไร เมื่อฝ่ายกฎหมายสลับเลขผนวก รหัสจึงสลับเนื้อหาตาม:</w:t>
+      </w:r>
+    </w:p>
+    <w:tbl>
+      <w:tblPr>
+        <w:tblW w:type="auto" w:w="0"/>
+        <w:jc w:val="center"/>
+        <w:tblLayout w:type="fixed"/>
+        <w:tblLook w:firstColumn="1" w:firstRow="1" w:lastColumn="0" w:lastRow="0" w:noHBand="0" w:noVBand="1" w:val="04A0"/>
+        <w:tblBorders>
+          <w:top w:val="single" w:sz="4" w:space="0" w:color="D8DCE6"/>
+          <w:left w:val="single" w:sz="4" w:space="0" w:color="D8DCE6"/>
+          <w:bottom w:val="single" w:sz="4" w:space="0" w:color="D8DCE6"/>
+          <w:right w:val="single" w:sz="4" w:space="0" w:color="D8DCE6"/>
+          <w:insideH w:val="single" w:sz="4" w:space="0" w:color="D8DCE6"/>
+          <w:insideV w:val="single" w:sz="4" w:space="0" w:color="D8DCE6"/>
+        </w:tblBorders>
+        <w:tblLayout w:type="fixed"/>
+        <w:tblW w:w="9525" w:type="dxa"/>
+      </w:tblPr>
+      <w:tblGrid>
+        <w:gridCol w:w="1206"/>
+        <w:gridCol w:w="4159"/>
+        <w:gridCol w:w="4159"/>
+      </w:tblGrid>
+      <w:tr>
+        <w:trPr>
+          <w:cantSplit w:val="1"/>
+          <w:tblHeader w:val="1"/>
+        </w:trPr>
+        <w:tc>
+          <w:tcPr>
+            <w:tcW w:type="dxa" w:w="1206"/>
+            <w:shd w:val="clear" w:fill="192768"/>
+          </w:tcPr>
+          <w:p>
+            <w:pPr>
+              <w:spacing w:before="60" w:after="60" w:lineRule="auto" w:line="300"/>
+              <w:jc w:val="left"/>
+            </w:pPr>
+            <w:r>
+              <w:rPr>
+                <w:rFonts w:ascii="Sarabun" w:hAnsi="Sarabun" w:cs="Sarabun" w:eastAsia="Sarabun"/>
+                <w:color w:val="FFFFFF"/>
+                <w:sz w:val="20"/>
+                <w:szCs w:val="20"/>
+                <w:b w:val="1"/>
+                <w:bCs w:val="1"/>
+              </w:rPr>
+            </w:r>
+            <w:r>
+              <w:rPr>
+                <w:rFonts w:ascii="Sarabun" w:hAnsi="Sarabun" w:cs="Sarabun" w:eastAsia="Sarabun"/>
+                <w:color w:val="FFFFFF"/>
+                <w:sz w:val="20"/>
+                <w:szCs w:val="20"/>
+                <w:b w:val="1"/>
+                <w:bCs w:val="1"/>
+                <w:sz w:val="20"/>
+                <w:szCs w:val="20"/>
+                <w:b w:val="1"/>
+                <w:bCs w:val="1"/>
+              </w:rPr>
+              <w:t>รหัส</w:t>
+            </w:r>
+          </w:p>
+        </w:tc>
+        <w:tc>
+          <w:tcPr>
+            <w:tcW w:type="dxa" w:w="4159"/>
+            <w:shd w:val="clear" w:fill="192768"/>
+          </w:tcPr>
+          <w:p>
+            <w:pPr>
+              <w:spacing w:before="60" w:after="60" w:lineRule="auto" w:line="300"/>
+              <w:jc w:val="left"/>
+            </w:pPr>
+            <w:r>
+              <w:rPr>
+                <w:rFonts w:ascii="Sarabun" w:hAnsi="Sarabun" w:cs="Sarabun" w:eastAsia="Sarabun"/>
+                <w:color w:val="FFFFFF"/>
+                <w:sz w:val="20"/>
+                <w:szCs w:val="20"/>
+                <w:b w:val="1"/>
+                <w:bCs w:val="1"/>
+              </w:rPr>
+            </w:r>
+            <w:r>
+              <w:rPr>
+                <w:rFonts w:ascii="Sarabun" w:hAnsi="Sarabun" w:cs="Sarabun" w:eastAsia="Sarabun"/>
+                <w:color w:val="FFFFFF"/>
+                <w:sz w:val="20"/>
+                <w:szCs w:val="20"/>
+                <w:b w:val="1"/>
+                <w:bCs w:val="1"/>
+                <w:sz w:val="20"/>
+                <w:szCs w:val="20"/>
+                <w:b w:val="1"/>
+                <w:bCs w:val="1"/>
+              </w:rPr>
+              <w:t>เดิม (12 สิงหาคม)</w:t>
+            </w:r>
+          </w:p>
+        </w:tc>
+        <w:tc>
+          <w:tcPr>
+            <w:tcW w:type="dxa" w:w="4159"/>
+            <w:shd w:val="clear" w:fill="192768"/>
+          </w:tcPr>
+          <w:p>
+            <w:pPr>
+              <w:spacing w:before="60" w:after="60" w:lineRule="auto" w:line="300"/>
+              <w:jc w:val="left"/>
+            </w:pPr>
+            <w:r>
+              <w:rPr>
+                <w:rFonts w:ascii="Sarabun" w:hAnsi="Sarabun" w:cs="Sarabun" w:eastAsia="Sarabun"/>
+                <w:color w:val="FFFFFF"/>
+                <w:sz w:val="20"/>
+                <w:szCs w:val="20"/>
+                <w:b w:val="1"/>
+                <w:bCs w:val="1"/>
+              </w:rPr>
+            </w:r>
+            <w:r>
+              <w:rPr>
+                <w:rFonts w:ascii="Sarabun" w:hAnsi="Sarabun" w:cs="Sarabun" w:eastAsia="Sarabun"/>
+                <w:color w:val="FFFFFF"/>
+                <w:sz w:val="20"/>
+                <w:szCs w:val="20"/>
+                <w:b w:val="1"/>
+                <w:bCs w:val="1"/>
+                <w:sz w:val="20"/>
+                <w:szCs w:val="20"/>
+                <w:b w:val="1"/>
+                <w:bCs w:val="1"/>
+              </w:rPr>
+              <w:t>ปัจจุบัน (31 สิงหาคม)</w:t>
+            </w:r>
+          </w:p>
+        </w:tc>
+      </w:tr>
+      <w:tr>
+        <w:trPr>
+          <w:cantSplit w:val="1"/>
+        </w:trPr>
+        <w:tc>
+          <w:tcPr>
+            <w:tcW w:type="dxa" w:w="1206"/>
+            <w:shd w:val="clear" w:fill="FFFFFF"/>
+          </w:tcPr>
+          <w:p>
+            <w:pPr>
+              <w:spacing w:before="60" w:after="60" w:lineRule="auto" w:line="300"/>
+              <w:jc w:val="left"/>
+            </w:pPr>
+            <w:r/>
+            <w:r>
+              <w:rPr>
+                <w:rFonts w:ascii="DejaVu Sans Mono" w:hAnsi="DejaVu Sans Mono" w:cs="DejaVu Sans Mono" w:eastAsia="DejaVu Sans Mono"/>
+                <w:color w:val="192768"/>
+                <w:sz w:val="17"/>
+                <w:szCs w:val="17"/>
+                <w:shd w:val="clear" w:fill="F5F6FA"/>
+              </w:rPr>
+              <w:t>A1</w:t>
+            </w:r>
+          </w:p>
+        </w:tc>
+        <w:tc>
+          <w:tcPr>
+            <w:tcW w:type="dxa" w:w="4159"/>
+            <w:shd w:val="clear" w:fill="FFFFFF"/>
+          </w:tcPr>
+          <w:p>
+            <w:pPr>
+              <w:spacing w:before="60" w:after="60" w:lineRule="auto" w:line="300"/>
+              <w:jc w:val="left"/>
+            </w:pPr>
+            <w:r/>
+            <w:r>
+              <w:rPr>
+                <w:rFonts w:ascii="Sarabun" w:hAnsi="Sarabun" w:cs="Sarabun" w:eastAsia="Sarabun"/>
+                <w:color w:val="1A1E33"/>
+                <w:sz w:val="20"/>
+                <w:szCs w:val="20"/>
+              </w:rPr>
+              <w:t>ผนวก 1 ข้อตกลงในการประมวลผลข้อมูล (DPA)</w:t>
+            </w:r>
+          </w:p>
+        </w:tc>
+        <w:tc>
+          <w:tcPr>
+            <w:tcW w:type="dxa" w:w="4159"/>
+            <w:shd w:val="clear" w:fill="FFFFFF"/>
+          </w:tcPr>
+          <w:p>
+            <w:pPr>
+              <w:spacing w:before="60" w:after="60" w:lineRule="auto" w:line="300"/>
+              <w:jc w:val="left"/>
+            </w:pPr>
+            <w:r/>
+            <w:r>
+              <w:rPr>
+                <w:rFonts w:ascii="Sarabun" w:hAnsi="Sarabun" w:cs="Sarabun" w:eastAsia="Sarabun"/>
+                <w:color w:val="1A1E33"/>
+                <w:sz w:val="20"/>
+                <w:szCs w:val="20"/>
+                <w:b w:val="1"/>
+                <w:bCs w:val="1"/>
+              </w:rPr>
+              <w:t>ผนวก 1 สัญญารักษาความลับ (NDA)</w:t>
+            </w:r>
+          </w:p>
+        </w:tc>
+      </w:tr>
+      <w:tr>
+        <w:trPr>
+          <w:cantSplit w:val="1"/>
+        </w:trPr>
+        <w:tc>
+          <w:tcPr>
+            <w:tcW w:type="dxa" w:w="1206"/>
+            <w:shd w:val="clear" w:fill="F2F4F9"/>
+          </w:tcPr>
+          <w:p>
+            <w:pPr>
+              <w:spacing w:before="60" w:after="60" w:lineRule="auto" w:line="300"/>
+              <w:jc w:val="left"/>
+            </w:pPr>
+            <w:r/>
+            <w:r>
+              <w:rPr>
+                <w:rFonts w:ascii="DejaVu Sans Mono" w:hAnsi="DejaVu Sans Mono" w:cs="DejaVu Sans Mono" w:eastAsia="DejaVu Sans Mono"/>
+                <w:color w:val="192768"/>
+                <w:sz w:val="17"/>
+                <w:szCs w:val="17"/>
+                <w:shd w:val="clear" w:fill="F5F6FA"/>
+              </w:rPr>
+              <w:t>A2</w:t>
+            </w:r>
+          </w:p>
+        </w:tc>
+        <w:tc>
+          <w:tcPr>
+            <w:tcW w:type="dxa" w:w="4159"/>
+            <w:shd w:val="clear" w:fill="F2F4F9"/>
+          </w:tcPr>
+          <w:p>
+            <w:pPr>
+              <w:spacing w:before="60" w:after="60" w:lineRule="auto" w:line="300"/>
+              <w:jc w:val="left"/>
+            </w:pPr>
+            <w:r/>
+            <w:r>
+              <w:rPr>
+                <w:rFonts w:ascii="Sarabun" w:hAnsi="Sarabun" w:cs="Sarabun" w:eastAsia="Sarabun"/>
+                <w:color w:val="1A1E33"/>
+                <w:sz w:val="20"/>
+                <w:szCs w:val="20"/>
+              </w:rPr>
+              <w:t>ผนวก 2 ข้อตกลงประมวลผลข้อมูลส่วนบุคคล (PDPA)</w:t>
+            </w:r>
+          </w:p>
+        </w:tc>
+        <w:tc>
+          <w:tcPr>
+            <w:tcW w:type="dxa" w:w="4159"/>
+            <w:shd w:val="clear" w:fill="F2F4F9"/>
+          </w:tcPr>
+          <w:p>
+            <w:pPr>
+              <w:spacing w:before="60" w:after="60" w:lineRule="auto" w:line="300"/>
+              <w:jc w:val="left"/>
+            </w:pPr>
+            <w:r/>
+            <w:r>
+              <w:rPr>
+                <w:rFonts w:ascii="Sarabun" w:hAnsi="Sarabun" w:cs="Sarabun" w:eastAsia="Sarabun"/>
+                <w:color w:val="1A1E33"/>
+                <w:sz w:val="20"/>
+                <w:szCs w:val="20"/>
+                <w:b w:val="1"/>
+                <w:bCs w:val="1"/>
+              </w:rPr>
+              <w:t>ผนวก 2 ข้อตกลงการประมวลผลข้อมูล (DPA)</w:t>
+            </w:r>
+          </w:p>
+        </w:tc>
+      </w:tr>
+      <w:tr>
+        <w:trPr>
+          <w:cantSplit w:val="1"/>
+        </w:trPr>
+        <w:tc>
+          <w:tcPr>
+            <w:tcW w:type="dxa" w:w="1206"/>
+            <w:shd w:val="clear" w:fill="FFFFFF"/>
+          </w:tcPr>
+          <w:p>
+            <w:pPr>
+              <w:spacing w:before="60" w:after="60" w:lineRule="auto" w:line="300"/>
+              <w:jc w:val="left"/>
+            </w:pPr>
+            <w:r/>
+            <w:r>
+              <w:rPr>
+                <w:rFonts w:ascii="DejaVu Sans Mono" w:hAnsi="DejaVu Sans Mono" w:cs="DejaVu Sans Mono" w:eastAsia="DejaVu Sans Mono"/>
+                <w:color w:val="192768"/>
+                <w:sz w:val="17"/>
+                <w:szCs w:val="17"/>
+                <w:shd w:val="clear" w:fill="F5F6FA"/>
+              </w:rPr>
+              <w:t>A3</w:t>
+            </w:r>
+          </w:p>
+        </w:tc>
+        <w:tc>
+          <w:tcPr>
+            <w:tcW w:type="dxa" w:w="4159"/>
+            <w:shd w:val="clear" w:fill="FFFFFF"/>
+          </w:tcPr>
+          <w:p>
+            <w:pPr>
+              <w:spacing w:before="60" w:after="60" w:lineRule="auto" w:line="300"/>
+              <w:jc w:val="left"/>
+            </w:pPr>
+            <w:r/>
+            <w:r>
+              <w:rPr>
+                <w:rFonts w:ascii="Sarabun" w:hAnsi="Sarabun" w:cs="Sarabun" w:eastAsia="Sarabun"/>
+                <w:color w:val="1A1E33"/>
+                <w:sz w:val="20"/>
+                <w:szCs w:val="20"/>
+              </w:rPr>
+              <w:t>ผนวก 3 ข้อตกลงรักษาความลับ (NDA)</w:t>
+            </w:r>
+          </w:p>
+        </w:tc>
+        <w:tc>
+          <w:tcPr>
+            <w:tcW w:type="dxa" w:w="4159"/>
+            <w:shd w:val="clear" w:fill="FFFFFF"/>
+          </w:tcPr>
+          <w:p>
+            <w:pPr>
+              <w:spacing w:before="60" w:after="60" w:lineRule="auto" w:line="300"/>
+              <w:jc w:val="left"/>
+            </w:pPr>
+            <w:r/>
+            <w:r>
+              <w:rPr>
+                <w:rFonts w:ascii="Sarabun" w:hAnsi="Sarabun" w:cs="Sarabun" w:eastAsia="Sarabun"/>
+                <w:color w:val="1A1E33"/>
+                <w:sz w:val="20"/>
+                <w:szCs w:val="20"/>
+                <w:b w:val="1"/>
+                <w:bCs w:val="1"/>
+              </w:rPr>
+              <w:t>ผนวก 3 ข้อตกลงประมวลผลข้อมูลส่วนบุคคล (PDPA)</w:t>
+            </w:r>
+          </w:p>
+        </w:tc>
+      </w:tr>
+    </w:tbl>
+    <w:p>
+      <w:pPr>
+        <w:spacing w:before="0" w:after="160" w:lineRule="auto" w:line="240"/>
+      </w:pPr>
+    </w:p>
+    <w:p>
+      <w:pPr>
+        <w:spacing w:before="0" w:after="160" w:lineRule="auto" w:line="348"/>
+        <w:jc w:val="both"/>
+      </w:pPr>
+      <w:r>
+        <w:rPr>
+          <w:rFonts w:ascii="Sarabun" w:hAnsi="Sarabun" w:cs="Sarabun" w:eastAsia="Sarabun"/>
+          <w:color w:val="1A1E33"/>
+          <w:sz w:val="22"/>
+          <w:szCs w:val="22"/>
+        </w:rPr>
+        <w:t xml:space="preserve">หลักฐานการยอมรับเดิมไม่เสียหาย — </w:t>
+      </w:r>
+      <w:r>
+        <w:rPr>
+          <w:rFonts w:ascii="DejaVu Sans Mono" w:hAnsi="DejaVu Sans Mono" w:cs="DejaVu Sans Mono" w:eastAsia="DejaVu Sans Mono"/>
+          <w:color w:val="192768"/>
+          <w:sz w:val="19"/>
+          <w:szCs w:val="19"/>
+          <w:shd w:val="clear" w:fill="F5F6FA"/>
+        </w:rPr>
+        <w:t>legal_acceptance</w:t>
+      </w:r>
+      <w:r>
+        <w:rPr>
+          <w:rFonts w:ascii="Sarabun" w:hAnsi="Sarabun" w:cs="Sarabun" w:eastAsia="Sarabun"/>
+          <w:color w:val="1A1E33"/>
+          <w:sz w:val="22"/>
+          <w:szCs w:val="22"/>
+        </w:rPr>
+        <w:t xml:space="preserve"> ชี้ที่ </w:t>
+      </w:r>
+      <w:r>
+        <w:rPr>
+          <w:rFonts w:ascii="Sarabun" w:hAnsi="Sarabun" w:cs="Sarabun" w:eastAsia="Sarabun"/>
+          <w:color w:val="1A1E33"/>
+          <w:sz w:val="22"/>
+          <w:szCs w:val="22"/>
+          <w:b w:val="1"/>
+          <w:bCs w:val="1"/>
+        </w:rPr>
+        <w:t>เวอร์ชัน</w:t>
+      </w:r>
+      <w:r>
+        <w:rPr>
+          <w:rFonts w:ascii="Sarabun" w:hAnsi="Sarabun" w:cs="Sarabun" w:eastAsia="Sarabun"/>
+          <w:color w:val="1A1E33"/>
+          <w:sz w:val="22"/>
+          <w:szCs w:val="22"/>
+        </w:rPr>
+        <w:t xml:space="preserve"> ไม่ใช่ที่รหัส ไฟล์ที่ แต่ละคนยอมรับไว้จึงยังเป็นไฟล์เดิม แต่ </w:t>
+      </w:r>
+      <w:r>
+        <w:rPr>
+          <w:rFonts w:ascii="Sarabun" w:hAnsi="Sarabun" w:cs="Sarabun" w:eastAsia="Sarabun"/>
+          <w:color w:val="1A1E33"/>
+          <w:sz w:val="22"/>
+          <w:szCs w:val="22"/>
+          <w:b w:val="1"/>
+          <w:bCs w:val="1"/>
+        </w:rPr>
+        <w:t>ชื่อของตัวเอกสารเปลี่ยน</w:t>
+      </w:r>
+      <w:r>
+        <w:rPr>
+          <w:rFonts w:ascii="Sarabun" w:hAnsi="Sarabun" w:cs="Sarabun" w:eastAsia="Sarabun"/>
+          <w:color w:val="1A1E33"/>
+          <w:sz w:val="22"/>
+          <w:szCs w:val="22"/>
+        </w:rPr>
+        <w:t xml:space="preserve"> ถ้าต้องอ้างว่าใครยอมรับ เนื้อหาอะไร ให้เปิดไฟล์ของเวอร์ชันนั้น อย่าอ่านจากชื่อรหัส</w:t>
+      </w:r>
+    </w:p>
+    <w:p>
+      <w:pPr>
+        <w:spacing w:before="0" w:after="160" w:lineRule="auto" w:line="348"/>
+        <w:jc w:val="both"/>
+      </w:pPr>
+      <w:r>
+        <w:rPr>
+          <w:rFonts w:ascii="Sarabun" w:hAnsi="Sarabun" w:cs="Sarabun" w:eastAsia="Sarabun"/>
+          <w:color w:val="1A1E33"/>
+          <w:sz w:val="22"/>
+          <w:szCs w:val="22"/>
+          <w:b w:val="1"/>
+          <w:bCs w:val="1"/>
+        </w:rPr>
+        <w:t>A0 มีสองช่องใหม่ที่ท้ายเอกสาร</w:t>
+      </w:r>
+      <w:r>
+        <w:rPr>
+          <w:rFonts w:ascii="Sarabun" w:hAnsi="Sarabun" w:cs="Sarabun" w:eastAsia="Sarabun"/>
+          <w:color w:val="1A1E33"/>
+          <w:sz w:val="22"/>
+          <w:szCs w:val="22"/>
+        </w:rPr>
+        <w:t xml:space="preserve"> — </w:t>
+      </w:r>
+      <w:r>
+        <w:rPr>
+          <w:rFonts w:ascii="DejaVu Sans Mono" w:hAnsi="DejaVu Sans Mono" w:cs="DejaVu Sans Mono" w:eastAsia="DejaVu Sans Mono"/>
+          <w:color w:val="192768"/>
+          <w:sz w:val="19"/>
+          <w:szCs w:val="19"/>
+          <w:shd w:val="clear" w:fill="F5F6FA"/>
+        </w:rPr>
+        <w:t>{{document.version}}</w:t>
+      </w:r>
+      <w:r>
+        <w:rPr>
+          <w:rFonts w:ascii="Sarabun" w:hAnsi="Sarabun" w:cs="Sarabun" w:eastAsia="Sarabun"/>
+          <w:color w:val="1A1E33"/>
+          <w:sz w:val="22"/>
+          <w:szCs w:val="22"/>
+        </w:rPr>
+        <w:t xml:space="preserve"> กับ </w:t>
+      </w:r>
+      <w:r>
+        <w:rPr>
+          <w:rFonts w:ascii="DejaVu Sans Mono" w:hAnsi="DejaVu Sans Mono" w:cs="DejaVu Sans Mono" w:eastAsia="DejaVu Sans Mono"/>
+          <w:color w:val="192768"/>
+          <w:sz w:val="19"/>
+          <w:szCs w:val="19"/>
+          <w:shd w:val="clear" w:fill="F5F6FA"/>
+        </w:rPr>
+        <w:t>{{document.effectiveDate}}</w:t>
+      </w:r>
+      <w:r>
+        <w:rPr>
+          <w:rFonts w:ascii="Sarabun" w:hAnsi="Sarabun" w:cs="Sarabun" w:eastAsia="Sarabun"/>
+          <w:color w:val="1A1E33"/>
+          <w:sz w:val="22"/>
+          <w:szCs w:val="22"/>
+        </w:rPr>
+        <w:t xml:space="preserve"> (ดูข้อ 4) เอกสารบอกได้ว่าตัวมันเองเป็นฉบับไหน โดยไม่ต้องเปิดระบบดู</w:t>
+      </w:r>
+    </w:p>
+    <w:p>
+      <w:pPr>
+        <w:spacing w:before="0" w:after="160" w:lineRule="auto" w:line="348"/>
+        <w:jc w:val="both"/>
+      </w:pPr>
+      <w:r>
+        <w:rPr>
+          <w:rFonts w:ascii="Sarabun" w:hAnsi="Sarabun" w:cs="Sarabun" w:eastAsia="Sarabun"/>
+          <w:color w:val="1A1E33"/>
+          <w:sz w:val="22"/>
+          <w:szCs w:val="22"/>
+          <w:b w:val="1"/>
+          <w:bCs w:val="1"/>
+        </w:rPr>
+        <w:t>ผนวกทั้งสามฉบับยังไม่มีตัวแปรเลย</w:t>
+      </w:r>
+      <w:r>
+        <w:rPr>
+          <w:rFonts w:ascii="Sarabun" w:hAnsi="Sarabun" w:cs="Sarabun" w:eastAsia="Sarabun"/>
+          <w:color w:val="1A1E33"/>
+          <w:sz w:val="22"/>
+          <w:szCs w:val="22"/>
+        </w:rPr>
+        <w:t xml:space="preserve"> เหมือนชุดเดิม จึงใช้ไฟล์กลางร่วมกันทุกหน่วยงาน</w:t>
+      </w:r>
+    </w:p>
+    <w:p>
+      <w:pPr>
+        <w:spacing w:before="360" w:after="120" w:lineRule="auto" w:line="300"/>
+        <w:jc w:val="left"/>
+        <w:keepNext w:val="1"/>
+        <w:pBdr>
+          <w:bottom w:val="single" w:sz="6" w:space="4" w:color="D8DCE6"/>
+        </w:pBdr>
+        <w:pageBreakBefore w:val="1"/>
+      </w:pPr>
+      <w:r>
+        <w:rPr>
+          <w:rFonts w:ascii="Sarabun" w:hAnsi="Sarabun" w:cs="Sarabun" w:eastAsia="Sarabun"/>
+          <w:color w:val="192768"/>
+          <w:sz w:val="36"/>
+          <w:szCs w:val="36"/>
+          <w:b w:val="1"/>
+          <w:bCs w:val="1"/>
+          <w:sz w:val="36"/>
+          <w:szCs w:val="36"/>
+          <w:b w:val="1"/>
+          <w:bCs w:val="1"/>
+        </w:rPr>
         <w:t>4 · ตัวแปรที่ใช้ได้ทั้งหมด</w:t>
       </w:r>
     </w:p>
@@ -10491,6 +11179,357 @@
           <w:b w:val="1"/>
           <w:bCs w:val="1"/>
         </w:rPr>
+        <w:t>ตัวเอกสารและเวอร์ชัน</w:t>
+      </w:r>
+    </w:p>
+    <w:tbl>
+      <w:tblPr>
+        <w:tblW w:type="auto" w:w="0"/>
+        <w:jc w:val="center"/>
+        <w:tblLayout w:type="fixed"/>
+        <w:tblLook w:firstColumn="1" w:firstRow="1" w:lastColumn="0" w:lastRow="0" w:noHBand="0" w:noVBand="1" w:val="04A0"/>
+        <w:tblBorders>
+          <w:top w:val="single" w:sz="4" w:space="0" w:color="D8DCE6"/>
+          <w:left w:val="single" w:sz="4" w:space="0" w:color="D8DCE6"/>
+          <w:bottom w:val="single" w:sz="4" w:space="0" w:color="D8DCE6"/>
+          <w:right w:val="single" w:sz="4" w:space="0" w:color="D8DCE6"/>
+          <w:insideH w:val="single" w:sz="4" w:space="0" w:color="D8DCE6"/>
+          <w:insideV w:val="single" w:sz="4" w:space="0" w:color="D8DCE6"/>
+        </w:tblBorders>
+        <w:tblLayout w:type="fixed"/>
+        <w:tblW w:w="9525" w:type="dxa"/>
+      </w:tblPr>
+      <w:tblGrid>
+        <w:gridCol w:w="3589"/>
+        <w:gridCol w:w="4279"/>
+        <w:gridCol w:w="1656"/>
+      </w:tblGrid>
+      <w:tr>
+        <w:trPr>
+          <w:cantSplit w:val="1"/>
+          <w:tblHeader w:val="1"/>
+        </w:trPr>
+        <w:tc>
+          <w:tcPr>
+            <w:tcW w:type="dxa" w:w="3589"/>
+            <w:shd w:val="clear" w:fill="192768"/>
+          </w:tcPr>
+          <w:p>
+            <w:pPr>
+              <w:spacing w:before="60" w:after="60" w:lineRule="auto" w:line="300"/>
+              <w:jc w:val="left"/>
+            </w:pPr>
+            <w:r>
+              <w:rPr>
+                <w:rFonts w:ascii="Sarabun" w:hAnsi="Sarabun" w:cs="Sarabun" w:eastAsia="Sarabun"/>
+                <w:color w:val="FFFFFF"/>
+                <w:sz w:val="20"/>
+                <w:szCs w:val="20"/>
+                <w:b w:val="1"/>
+                <w:bCs w:val="1"/>
+              </w:rPr>
+            </w:r>
+            <w:r>
+              <w:rPr>
+                <w:rFonts w:ascii="Sarabun" w:hAnsi="Sarabun" w:cs="Sarabun" w:eastAsia="Sarabun"/>
+                <w:color w:val="FFFFFF"/>
+                <w:sz w:val="20"/>
+                <w:szCs w:val="20"/>
+                <w:b w:val="1"/>
+                <w:bCs w:val="1"/>
+                <w:sz w:val="20"/>
+                <w:szCs w:val="20"/>
+                <w:b w:val="1"/>
+                <w:bCs w:val="1"/>
+              </w:rPr>
+              <w:t>ตัวแปร</w:t>
+            </w:r>
+          </w:p>
+        </w:tc>
+        <w:tc>
+          <w:tcPr>
+            <w:tcW w:type="dxa" w:w="4279"/>
+            <w:shd w:val="clear" w:fill="192768"/>
+          </w:tcPr>
+          <w:p>
+            <w:pPr>
+              <w:spacing w:before="60" w:after="60" w:lineRule="auto" w:line="300"/>
+              <w:jc w:val="left"/>
+            </w:pPr>
+            <w:r>
+              <w:rPr>
+                <w:rFonts w:ascii="Sarabun" w:hAnsi="Sarabun" w:cs="Sarabun" w:eastAsia="Sarabun"/>
+                <w:color w:val="FFFFFF"/>
+                <w:sz w:val="20"/>
+                <w:szCs w:val="20"/>
+                <w:b w:val="1"/>
+                <w:bCs w:val="1"/>
+              </w:rPr>
+            </w:r>
+            <w:r>
+              <w:rPr>
+                <w:rFonts w:ascii="Sarabun" w:hAnsi="Sarabun" w:cs="Sarabun" w:eastAsia="Sarabun"/>
+                <w:color w:val="FFFFFF"/>
+                <w:sz w:val="20"/>
+                <w:szCs w:val="20"/>
+                <w:b w:val="1"/>
+                <w:bCs w:val="1"/>
+                <w:sz w:val="20"/>
+                <w:szCs w:val="20"/>
+                <w:b w:val="1"/>
+                <w:bCs w:val="1"/>
+              </w:rPr>
+              <w:t>ได้อะไร</w:t>
+            </w:r>
+          </w:p>
+        </w:tc>
+        <w:tc>
+          <w:tcPr>
+            <w:tcW w:type="dxa" w:w="1656"/>
+            <w:shd w:val="clear" w:fill="192768"/>
+          </w:tcPr>
+          <w:p>
+            <w:pPr>
+              <w:spacing w:before="60" w:after="60" w:lineRule="auto" w:line="300"/>
+              <w:jc w:val="left"/>
+            </w:pPr>
+            <w:r>
+              <w:rPr>
+                <w:rFonts w:ascii="Sarabun" w:hAnsi="Sarabun" w:cs="Sarabun" w:eastAsia="Sarabun"/>
+                <w:color w:val="FFFFFF"/>
+                <w:sz w:val="20"/>
+                <w:szCs w:val="20"/>
+                <w:b w:val="1"/>
+                <w:bCs w:val="1"/>
+              </w:rPr>
+            </w:r>
+            <w:r>
+              <w:rPr>
+                <w:rFonts w:ascii="Sarabun" w:hAnsi="Sarabun" w:cs="Sarabun" w:eastAsia="Sarabun"/>
+                <w:color w:val="FFFFFF"/>
+                <w:sz w:val="20"/>
+                <w:szCs w:val="20"/>
+                <w:b w:val="1"/>
+                <w:bCs w:val="1"/>
+                <w:sz w:val="20"/>
+                <w:szCs w:val="20"/>
+                <w:b w:val="1"/>
+                <w:bCs w:val="1"/>
+              </w:rPr>
+              <w:t>ตัวอย่าง</w:t>
+            </w:r>
+          </w:p>
+        </w:tc>
+      </w:tr>
+      <w:tr>
+        <w:trPr>
+          <w:cantSplit w:val="1"/>
+        </w:trPr>
+        <w:tc>
+          <w:tcPr>
+            <w:tcW w:type="dxa" w:w="3589"/>
+            <w:shd w:val="clear" w:fill="FFFFFF"/>
+          </w:tcPr>
+          <w:p>
+            <w:pPr>
+              <w:spacing w:before="60" w:after="60" w:lineRule="auto" w:line="300"/>
+              <w:jc w:val="left"/>
+            </w:pPr>
+            <w:r/>
+            <w:r>
+              <w:rPr>
+                <w:rFonts w:ascii="DejaVu Sans Mono" w:hAnsi="DejaVu Sans Mono" w:cs="DejaVu Sans Mono" w:eastAsia="DejaVu Sans Mono"/>
+                <w:color w:val="192768"/>
+                <w:sz w:val="17"/>
+                <w:szCs w:val="17"/>
+                <w:shd w:val="clear" w:fill="F5F6FA"/>
+              </w:rPr>
+              <w:t>{{document.version}}</w:t>
+            </w:r>
+          </w:p>
+        </w:tc>
+        <w:tc>
+          <w:tcPr>
+            <w:tcW w:type="dxa" w:w="4279"/>
+            <w:shd w:val="clear" w:fill="FFFFFF"/>
+          </w:tcPr>
+          <w:p>
+            <w:pPr>
+              <w:spacing w:before="60" w:after="60" w:lineRule="auto" w:line="300"/>
+              <w:jc w:val="left"/>
+            </w:pPr>
+            <w:r/>
+            <w:r>
+              <w:rPr>
+                <w:rFonts w:ascii="Sarabun" w:hAnsi="Sarabun" w:cs="Sarabun" w:eastAsia="Sarabun"/>
+                <w:color w:val="1A1E33"/>
+                <w:sz w:val="20"/>
+                <w:szCs w:val="20"/>
+              </w:rPr>
+              <w:t>เลขเวอร์ชันของเอกสารฉบับนี้ (เลขไทย)</w:t>
+            </w:r>
+          </w:p>
+        </w:tc>
+        <w:tc>
+          <w:tcPr>
+            <w:tcW w:type="dxa" w:w="1656"/>
+            <w:shd w:val="clear" w:fill="FFFFFF"/>
+          </w:tcPr>
+          <w:p>
+            <w:pPr>
+              <w:spacing w:before="60" w:after="60" w:lineRule="auto" w:line="300"/>
+              <w:jc w:val="left"/>
+            </w:pPr>
+            <w:r/>
+            <w:r>
+              <w:rPr>
+                <w:rFonts w:ascii="Sarabun" w:hAnsi="Sarabun" w:cs="Sarabun" w:eastAsia="Sarabun"/>
+                <w:color w:val="1A1E33"/>
+                <w:sz w:val="20"/>
+                <w:szCs w:val="20"/>
+              </w:rPr>
+              <w:t>๒</w:t>
+            </w:r>
+          </w:p>
+        </w:tc>
+      </w:tr>
+      <w:tr>
+        <w:trPr>
+          <w:cantSplit w:val="1"/>
+        </w:trPr>
+        <w:tc>
+          <w:tcPr>
+            <w:tcW w:type="dxa" w:w="3589"/>
+            <w:shd w:val="clear" w:fill="F2F4F9"/>
+          </w:tcPr>
+          <w:p>
+            <w:pPr>
+              <w:spacing w:before="60" w:after="60" w:lineRule="auto" w:line="300"/>
+              <w:jc w:val="left"/>
+            </w:pPr>
+            <w:r/>
+            <w:r>
+              <w:rPr>
+                <w:rFonts w:ascii="DejaVu Sans Mono" w:hAnsi="DejaVu Sans Mono" w:cs="DejaVu Sans Mono" w:eastAsia="DejaVu Sans Mono"/>
+                <w:color w:val="192768"/>
+                <w:sz w:val="17"/>
+                <w:szCs w:val="17"/>
+                <w:shd w:val="clear" w:fill="F5F6FA"/>
+              </w:rPr>
+              <w:t>{{document.effectiveDate}}</w:t>
+            </w:r>
+          </w:p>
+        </w:tc>
+        <w:tc>
+          <w:tcPr>
+            <w:tcW w:type="dxa" w:w="4279"/>
+            <w:shd w:val="clear" w:fill="F2F4F9"/>
+          </w:tcPr>
+          <w:p>
+            <w:pPr>
+              <w:spacing w:before="60" w:after="60" w:lineRule="auto" w:line="300"/>
+              <w:jc w:val="left"/>
+            </w:pPr>
+            <w:r/>
+            <w:r>
+              <w:rPr>
+                <w:rFonts w:ascii="Sarabun" w:hAnsi="Sarabun" w:cs="Sarabun" w:eastAsia="Sarabun"/>
+                <w:color w:val="1A1E33"/>
+                <w:sz w:val="20"/>
+                <w:szCs w:val="20"/>
+              </w:rPr>
+              <w:t>วันที่เวอร์ชันนี้เริ่มมีผล (ว่างถ้ายังไม่เผยแพร่)</w:t>
+            </w:r>
+          </w:p>
+        </w:tc>
+        <w:tc>
+          <w:tcPr>
+            <w:tcW w:type="dxa" w:w="1656"/>
+            <w:shd w:val="clear" w:fill="F2F4F9"/>
+          </w:tcPr>
+          <w:p>
+            <w:pPr>
+              <w:spacing w:before="60" w:after="60" w:lineRule="auto" w:line="300"/>
+              <w:jc w:val="left"/>
+            </w:pPr>
+            <w:r/>
+            <w:r>
+              <w:rPr>
+                <w:rFonts w:ascii="Sarabun" w:hAnsi="Sarabun" w:cs="Sarabun" w:eastAsia="Sarabun"/>
+                <w:color w:val="1A1E33"/>
+                <w:sz w:val="20"/>
+                <w:szCs w:val="20"/>
+              </w:rPr>
+              <w:t>๓๑ สิงหาคม ๒๕๖๙</w:t>
+            </w:r>
+          </w:p>
+        </w:tc>
+      </w:tr>
+    </w:tbl>
+    <w:p>
+      <w:pPr>
+        <w:spacing w:before="0" w:after="160" w:lineRule="auto" w:line="240"/>
+      </w:pPr>
+    </w:p>
+    <w:p>
+      <w:pPr>
+        <w:spacing w:before="120" w:after="200" w:lineRule="auto" w:line="348"/>
+        <w:ind w:left="227" w:right="113"/>
+        <w:jc w:val="left"/>
+        <w:pBdr>
+          <w:left w:val="single" w:sz="24" w:space="10" w:color="E5775A"/>
+        </w:pBdr>
+        <w:shd w:val="clear" w:fill="FFF7F4"/>
+      </w:pPr>
+      <w:r>
+        <w:rPr>
+          <w:rFonts w:ascii="Sarabun" w:hAnsi="Sarabun" w:cs="Sarabun" w:eastAsia="Sarabun"/>
+          <w:color w:val="1A1E33"/>
+          <w:sz w:val="22"/>
+          <w:szCs w:val="22"/>
+        </w:rPr>
+        <w:t xml:space="preserve">สองตัวนี้เป็นของ </w:t>
+      </w:r>
+      <w:r>
+        <w:rPr>
+          <w:rFonts w:ascii="Sarabun" w:hAnsi="Sarabun" w:cs="Sarabun" w:eastAsia="Sarabun"/>
+          <w:color w:val="1A1E33"/>
+          <w:sz w:val="22"/>
+          <w:szCs w:val="22"/>
+          <w:b w:val="1"/>
+          <w:bCs w:val="1"/>
+        </w:rPr>
+        <w:t>เอกสารฉบับที่กำลังถูกสร้าง</w:t>
+      </w:r>
+      <w:r>
+        <w:rPr>
+          <w:rFonts w:ascii="Sarabun" w:hAnsi="Sarabun" w:cs="Sarabun" w:eastAsia="Sarabun"/>
+          <w:color w:val="1A1E33"/>
+          <w:sz w:val="22"/>
+          <w:szCs w:val="22"/>
+        </w:rPr>
+        <w:t xml:space="preserve"> ไม่ใช่ของคำขอ เอกสารคนละฉบับในคำขอเดียวกัน จึงได้เลขไม่เท่ากันได้ — ผนวกที่อัปโหลดคนละวันกับข้อตกลงหลักย่อมมีเลขเวอร์ชันของตัวเอง ใส่ไว้ท้ายเอกสารคู่กับบรรทัด "พิมพ์จากระบบโดย" ผู้อ่านฉบับพิมพ์จึงรู้ว่าถืออะไรอยู่ในมือ</w:t>
+      </w:r>
+    </w:p>
+    <w:p>
+      <w:pPr>
+        <w:spacing w:before="280" w:after="120" w:lineRule="auto" w:line="300"/>
+        <w:jc w:val="left"/>
+        <w:keepNext w:val="1"/>
+      </w:pPr>
+      <w:r>
+        <w:rPr>
+          <w:rFonts w:ascii="Sarabun" w:hAnsi="Sarabun" w:cs="Sarabun" w:eastAsia="Sarabun"/>
+          <w:color w:val="192768"/>
+          <w:sz w:val="28"/>
+          <w:szCs w:val="28"/>
+          <w:b w:val="1"/>
+          <w:bCs w:val="1"/>
+          <w:sz w:val="28"/>
+          <w:szCs w:val="28"/>
+          <w:b w:val="1"/>
+          <w:bCs w:val="1"/>
+        </w:rPr>
         <w:t>ระบบและการพิมพ์เอกสาร</w:t>
       </w:r>
     </w:p>
@@ -11247,7 +12286,7 @@
           <w:b w:val="1"/>
           <w:bCs w:val="1"/>
         </w:rPr>
-        <w:t>หนึ่งอย่างที่สคริปต์เดาไม่ได้</w:t>
+        <w:t>แท็กที่ระบุฝ่ายไว้ในวงเล็บใช้ได้แล้ว</w:t>
       </w:r>
       <w:r>
         <w:rPr>
@@ -11256,7 +12295,71 @@
           <w:sz w:val="22"/>
           <w:szCs w:val="22"/>
         </w:rPr>
-        <w:t xml:space="preserve">: แท็กชื่อเดียวกันที่ใช้คนละความหมาย เช่น </w:t>
+        <w:t xml:space="preserve"> ชุด 31 สิงหาคมเขียนช่องลงนามเป็น </w:t>
+      </w:r>
+      <w:r>
+        <w:rPr>
+          <w:rFonts w:ascii="DejaVu Sans Mono" w:hAnsi="DejaVu Sans Mono" w:cs="DejaVu Sans Mono" w:eastAsia="DejaVu Sans Mono"/>
+          <w:color w:val="192768"/>
+          <w:sz w:val="19"/>
+          <w:szCs w:val="19"/>
+          <w:shd w:val="clear" w:fill="F5F6FA"/>
+        </w:rPr>
+        <w:t>&lt;(bdi_approver) signature_confirmation.confirmed_at&gt;</w:t>
+      </w:r>
+      <w:r>
+        <w:rPr>
+          <w:rFonts w:ascii="Sarabun" w:hAnsi="Sarabun" w:cs="Sarabun" w:eastAsia="Sarabun"/>
+          <w:color w:val="1A1E33"/>
+          <w:sz w:val="22"/>
+          <w:szCs w:val="22"/>
+        </w:rPr>
+        <w:t xml:space="preserve"> ซึ่งดีกว่าเขียนลอย ๆ เพราะบอกเองว่า เป็นวันที่ของฝ่ายไหน สคริปต์อ่านวงเล็บนั้น (</w:t>
+      </w:r>
+      <w:r>
+        <w:rPr>
+          <w:rFonts w:ascii="DejaVu Sans Mono" w:hAnsi="DejaVu Sans Mono" w:cs="DejaVu Sans Mono" w:eastAsia="DejaVu Sans Mono"/>
+          <w:color w:val="192768"/>
+          <w:sz w:val="19"/>
+          <w:szCs w:val="19"/>
+          <w:shd w:val="clear" w:fill="F5F6FA"/>
+        </w:rPr>
+        <w:t>QUALIFIED_TAGS</w:t>
+      </w:r>
+      <w:r>
+        <w:rPr>
+          <w:rFonts w:ascii="Sarabun" w:hAnsi="Sarabun" w:cs="Sarabun" w:eastAsia="Sarabun"/>
+          <w:color w:val="1A1E33"/>
+          <w:sz w:val="22"/>
+          <w:szCs w:val="22"/>
+        </w:rPr>
+        <w:t>) จึงไม่ต้องเดาจากตำแหน่ง</w:t>
+      </w:r>
+    </w:p>
+    <w:p>
+      <w:pPr>
+        <w:spacing w:before="0" w:after="160" w:lineRule="auto" w:line="348"/>
+        <w:jc w:val="both"/>
+      </w:pPr>
+      <w:r>
+        <w:rPr>
+          <w:rFonts w:ascii="Sarabun" w:hAnsi="Sarabun" w:cs="Sarabun" w:eastAsia="Sarabun"/>
+          <w:color w:val="1A1E33"/>
+          <w:sz w:val="22"/>
+          <w:szCs w:val="22"/>
+          <w:b w:val="1"/>
+          <w:bCs w:val="1"/>
+        </w:rPr>
+        <w:t>แท็กที่ไม่ระบุฝ่ายยังเดาจากลำดับอยู่</w:t>
+      </w:r>
+      <w:r>
+        <w:rPr>
+          <w:rFonts w:ascii="Sarabun" w:hAnsi="Sarabun" w:cs="Sarabun" w:eastAsia="Sarabun"/>
+          <w:color w:val="1A1E33"/>
+          <w:sz w:val="22"/>
+          <w:szCs w:val="22"/>
+        </w:rPr>
+        <w:t xml:space="preserve"> ชุดเดิมเขียน </w:t>
       </w:r>
       <w:r>
         <w:rPr>
@@ -11275,7 +12378,7 @@
           <w:sz w:val="22"/>
           <w:szCs w:val="22"/>
         </w:rPr>
-        <w:t xml:space="preserve"> ปรากฏสองที่ — ช่องซ้ายเป็นวันที่สำนักงานลงนาม ช่องขวาเป็นวันที่หน่วยงานลงนาม สคริปต์แปลงตามลำดับที่พบ (</w:t>
+        <w:t xml:space="preserve"> ลอย ๆ สองที่ — ช่องซ้ายเป็นวันที่สำนักงานลงนาม ช่องขวาเป็นของหน่วยงาน สคริปต์แปลงตามลำดับที่พบ (</w:t>
       </w:r>
       <w:r>
         <w:rPr>
@@ -11305,7 +12408,41 @@
           <w:b w:val="1"/>
           <w:bCs w:val="1"/>
         </w:rPr>
-        <w:t>ถ้าสลับตำแหน่ง ช่องลงนามในเอกสาร ต้องแก้ลำดับนั้นด้วย</w:t>
+        <w:t>ถ้าสลับตำแหน่งช่องลงนามในเอกสาร ต้องแก้ลำดับนั้นด้วย</w:t>
+      </w:r>
+      <w:r>
+        <w:rPr>
+          <w:rFonts w:ascii="Sarabun" w:hAnsi="Sarabun" w:cs="Sarabun" w:eastAsia="Sarabun"/>
+          <w:color w:val="1A1E33"/>
+          <w:sz w:val="22"/>
+          <w:szCs w:val="22"/>
+        </w:rPr>
+        <w:t xml:space="preserve"> — เขียนแบบมีวงเล็บ มาเลยดีกว่า</w:t>
+      </w:r>
+    </w:p>
+    <w:p>
+      <w:pPr>
+        <w:spacing w:before="0" w:after="160" w:lineRule="auto" w:line="348"/>
+        <w:jc w:val="both"/>
+      </w:pPr>
+      <w:r>
+        <w:rPr>
+          <w:rFonts w:ascii="DejaVu Sans Mono" w:hAnsi="DejaVu Sans Mono" w:cs="DejaVu Sans Mono" w:eastAsia="DejaVu Sans Mono"/>
+          <w:color w:val="192768"/>
+          <w:sz w:val="19"/>
+          <w:szCs w:val="19"/>
+          <w:shd w:val="clear" w:fill="F5F6FA"/>
+        </w:rPr>
+        <w:t>&lt;...&gt;</w:t>
+      </w:r>
+      <w:r>
+        <w:rPr>
+          <w:rFonts w:ascii="Sarabun" w:hAnsi="Sarabun" w:cs="Sarabun" w:eastAsia="Sarabun"/>
+          <w:color w:val="1A1E33"/>
+          <w:sz w:val="22"/>
+          <w:szCs w:val="22"/>
+        </w:rPr>
+        <w:t xml:space="preserve"> อะไรก็ตามที่หน้าตาเหมือนแท็กแต่สคริปต์อ่านไม่ออก จะทำให้สคริปต์ล้มเหมือนกัน ไม่หลุดผ่าน ไปค้างอยู่ในเอกสารเงียบ ๆ</w:t>
       </w:r>
     </w:p>
     <w:p>
@@ -11483,7 +12620,26 @@
           <w:sz w:val="22"/>
           <w:szCs w:val="22"/>
         </w:rPr>
-        <w:t xml:space="preserve"> ที่หัวกระดาษ อัปโหลดทับแล้วใช้งานได้ทันที</w:t>
+        <w:t xml:space="preserve"> ที่หัวกระดาษ หรือ </w:t>
+      </w:r>
+      <w:r>
+        <w:rPr>
+          <w:rFonts w:ascii="DejaVu Sans Mono" w:hAnsi="DejaVu Sans Mono" w:cs="DejaVu Sans Mono" w:eastAsia="DejaVu Sans Mono"/>
+          <w:color w:val="192768"/>
+          <w:sz w:val="19"/>
+          <w:szCs w:val="19"/>
+          <w:shd w:val="clear" w:fill="F5F6FA"/>
+        </w:rPr>
+        <w:t>{{document.version}}</w:t>
+      </w:r>
+      <w:r>
+        <w:rPr>
+          <w:rFonts w:ascii="Sarabun" w:hAnsi="Sarabun" w:cs="Sarabun" w:eastAsia="Sarabun"/>
+          <w:color w:val="1A1E33"/>
+          <w:sz w:val="22"/>
+          <w:szCs w:val="22"/>
+        </w:rPr>
+        <w:t xml:space="preserve"> ที่ท้ายเล่ม แบบเดียวกับ A0 อัปโหลดทับแล้วใช้งานได้ทันที</w:t>
       </w:r>
     </w:p>
     <w:p>
@@ -11555,7 +12711,7 @@
           <w:b w:val="1"/>
           <w:bCs w:val="1"/>
         </w:rPr>
-        <w:t>A1 A2 A3 ที่ใช้อยู่ยังมีร่องรอยการร่างติดมาด้วย</w:t>
+        <w:t>ชุด 31 สิงหาคมสะอาดขึ้นมาก</w:t>
       </w:r>
       <w:r>
         <w:rPr>
@@ -11564,7 +12720,7 @@
           <w:sz w:val="22"/>
           <w:szCs w:val="22"/>
         </w:rPr>
-        <w:t xml:space="preserve"> — ไฮไลต์ ขีดฆ่า และตัวอักษรสีแดง รวมหลายร้อยจุด (นับไว้ใน </w:t>
+        <w:t xml:space="preserve"> ร่องรอยการร่าง (ไฮไลต์ ขีดฆ่า ตัวอักษรสีแดง) ลดจากหลายร้อย จุดเหลือ 27 จุด และอยู่ใน A2 (DPA) เกือบทั้งหมด — นับไว้ใน </w:t>
       </w:r>
       <w:r>
         <w:rPr>
@@ -11583,7 +12739,7 @@
           <w:sz w:val="22"/>
           <w:szCs w:val="22"/>
         </w:rPr>
-        <w:t xml:space="preserve"> §4) มาร์กเหล่านั้นจะปรากฏใน เอกสารที่หน่วยงานลงนาม ระบบไม่ได้ลบให้เพราะไม่ควรตัดสินแทนว่าข้อความที่ขีดฆ่าควรอยู่หรือไป เมื่อได้ฉบับสะอาดแล้วอัปโหลดทับได้เลย</w:t>
+        <w:t xml:space="preserve"> §4 ที่เหลือยังปรากฏในเอกสารที่หน่วยงานลงนาม ระบบไม่ได้ ลบให้เพราะไม่ควรตัดสินแทนว่าข้อความที่ขีดฆ่าควรอยู่หรือไป เมื่อได้ฉบับสะอาดแล้วอัปโหลดทับได้เลย</w:t>
       </w:r>
     </w:p>
     <w:p>

--- a/docs/manuals-docx/18-document-template-variables.docx
+++ b/docs/manuals-docx/18-document-template-variables.docx
@@ -35,7 +35,7 @@
       <w:r>
         <w:drawing>
           <wp:inline xmlns:a="http://schemas.openxmlformats.org/drawingml/2006/main" xmlns:pic="http://schemas.openxmlformats.org/drawingml/2006/picture">
-            <wp:extent cx="2592000" cy="443880"/>
+            <wp:extent cx="2592000" cy="1884506"/>
             <wp:docPr id="1" name="Picture 1"/>
             <wp:cNvGraphicFramePr>
               <a:graphicFrameLocks noChangeAspect="1"/>
@@ -56,7 +56,7 @@
                   <pic:spPr>
                     <a:xfrm>
                       <a:off x="0" y="0"/>
-                      <a:ext cx="2592000" cy="443880"/>
+                      <a:ext cx="2592000" cy="1884506"/>
                     </a:xfrm>
                     <a:prstGeom prst="rect"/>
                   </pic:spPr>
@@ -81,7 +81,7 @@
           <w:b w:val="1"/>
           <w:bCs w:val="1"/>
         </w:rPr>
-        <w:t>Government Datahub Platform</w:t>
+        <w:t>ระบบกลางเพื่อการแบ่งปันข้อมูลดิจิทัล (D2)</w:t>
       </w:r>
     </w:p>
     <w:p>
@@ -11551,9 +11551,9 @@
         <w:tblW w:w="9525" w:type="dxa"/>
       </w:tblPr>
       <w:tblGrid>
-        <w:gridCol w:w="2363"/>
-        <w:gridCol w:w="3688"/>
-        <w:gridCol w:w="3473"/>
+        <w:gridCol w:w="2302"/>
+        <w:gridCol w:w="3593"/>
+        <w:gridCol w:w="3628"/>
       </w:tblGrid>
       <w:tr>
         <w:trPr>
@@ -11562,7 +11562,7 @@
         </w:trPr>
         <w:tc>
           <w:tcPr>
-            <w:tcW w:type="dxa" w:w="2363"/>
+            <w:tcW w:type="dxa" w:w="2303"/>
             <w:shd w:val="clear" w:fill="192768"/>
           </w:tcPr>
           <w:p>
@@ -11599,7 +11599,7 @@
         </w:tc>
         <w:tc>
           <w:tcPr>
-            <w:tcW w:type="dxa" w:w="3688"/>
+            <w:tcW w:type="dxa" w:w="3593"/>
             <w:shd w:val="clear" w:fill="192768"/>
           </w:tcPr>
           <w:p>
@@ -11636,7 +11636,7 @@
         </w:tc>
         <w:tc>
           <w:tcPr>
-            <w:tcW w:type="dxa" w:w="3473"/>
+            <w:tcW w:type="dxa" w:w="3628"/>
             <w:shd w:val="clear" w:fill="192768"/>
           </w:tcPr>
           <w:p>
@@ -11678,7 +11678,7 @@
         </w:trPr>
         <w:tc>
           <w:tcPr>
-            <w:tcW w:type="dxa" w:w="2363"/>
+            <w:tcW w:type="dxa" w:w="2303"/>
             <w:shd w:val="clear" w:fill="FFFFFF"/>
           </w:tcPr>
           <w:p>
@@ -11701,7 +11701,7 @@
         </w:tc>
         <w:tc>
           <w:tcPr>
-            <w:tcW w:type="dxa" w:w="3688"/>
+            <w:tcW w:type="dxa" w:w="3593"/>
             <w:shd w:val="clear" w:fill="FFFFFF"/>
           </w:tcPr>
           <w:p>
@@ -11723,7 +11723,7 @@
         </w:tc>
         <w:tc>
           <w:tcPr>
-            <w:tcW w:type="dxa" w:w="3473"/>
+            <w:tcW w:type="dxa" w:w="3628"/>
             <w:shd w:val="clear" w:fill="FFFFFF"/>
           </w:tcPr>
           <w:p>
@@ -11739,7 +11739,7 @@
                 <w:sz w:val="20"/>
                 <w:szCs w:val="20"/>
               </w:rPr>
-              <w:t>ระบบกลางเพื่อการแบ่งปันข้อมูล (Government Datahub Platform)</w:t>
+              <w:t>ระบบกลางเพื่อการแบ่งปันข้อมูลดิจิทัล (D2)</w:t>
             </w:r>
           </w:p>
         </w:tc>
@@ -11750,7 +11750,7 @@
         </w:trPr>
         <w:tc>
           <w:tcPr>
-            <w:tcW w:type="dxa" w:w="2363"/>
+            <w:tcW w:type="dxa" w:w="2303"/>
             <w:shd w:val="clear" w:fill="F2F4F9"/>
           </w:tcPr>
           <w:p>
@@ -11773,7 +11773,7 @@
         </w:tc>
         <w:tc>
           <w:tcPr>
-            <w:tcW w:type="dxa" w:w="3688"/>
+            <w:tcW w:type="dxa" w:w="3593"/>
             <w:shd w:val="clear" w:fill="F2F4F9"/>
           </w:tcPr>
           <w:p>
@@ -11795,7 +11795,7 @@
         </w:tc>
         <w:tc>
           <w:tcPr>
-            <w:tcW w:type="dxa" w:w="3473"/>
+            <w:tcW w:type="dxa" w:w="3628"/>
             <w:shd w:val="clear" w:fill="F2F4F9"/>
           </w:tcPr>
           <w:p>
@@ -11822,7 +11822,7 @@
         </w:trPr>
         <w:tc>
           <w:tcPr>
-            <w:tcW w:type="dxa" w:w="2363"/>
+            <w:tcW w:type="dxa" w:w="2303"/>
             <w:shd w:val="clear" w:fill="FFFFFF"/>
           </w:tcPr>
           <w:p>
@@ -11845,7 +11845,7 @@
         </w:tc>
         <w:tc>
           <w:tcPr>
-            <w:tcW w:type="dxa" w:w="3688"/>
+            <w:tcW w:type="dxa" w:w="3593"/>
             <w:shd w:val="clear" w:fill="FFFFFF"/>
           </w:tcPr>
           <w:p>
@@ -11867,7 +11867,7 @@
         </w:tc>
         <w:tc>
           <w:tcPr>
-            <w:tcW w:type="dxa" w:w="3473"/>
+            <w:tcW w:type="dxa" w:w="3628"/>
             <w:shd w:val="clear" w:fill="FFFFFF"/>
           </w:tcPr>
           <w:p>
@@ -11894,7 +11894,7 @@
         </w:trPr>
         <w:tc>
           <w:tcPr>
-            <w:tcW w:type="dxa" w:w="2363"/>
+            <w:tcW w:type="dxa" w:w="2303"/>
             <w:shd w:val="clear" w:fill="F2F4F9"/>
           </w:tcPr>
           <w:p>
@@ -11917,7 +11917,7 @@
         </w:tc>
         <w:tc>
           <w:tcPr>
-            <w:tcW w:type="dxa" w:w="3688"/>
+            <w:tcW w:type="dxa" w:w="3593"/>
             <w:shd w:val="clear" w:fill="F2F4F9"/>
           </w:tcPr>
           <w:p>
@@ -11939,7 +11939,7 @@
         </w:tc>
         <w:tc>
           <w:tcPr>
-            <w:tcW w:type="dxa" w:w="3473"/>
+            <w:tcW w:type="dxa" w:w="3628"/>
             <w:shd w:val="clear" w:fill="F2F4F9"/>
           </w:tcPr>
           <w:p>

--- a/docs/manuals-docx/18-document-template-variables.docx
+++ b/docs/manuals-docx/18-document-template-variables.docx
@@ -2069,7 +2069,7 @@
           <w:sz w:val="22"/>
           <w:szCs w:val="22"/>
         </w:rPr>
-        <w:t xml:space="preserve"> (ผู้มีอำนาจกระทำการแทนของหน่วยงาน) ส่วน </w:t>
+        <w:t xml:space="preserve"> (ผู้มีอำนาจอนุมัติของหน่วยงาน) ส่วน </w:t>
       </w:r>
       <w:r>
         <w:rPr>
@@ -2109,9 +2109,9 @@
         <w:tblW w:w="9525" w:type="dxa"/>
       </w:tblPr>
       <w:tblGrid>
-        <w:gridCol w:w="4003"/>
-        <w:gridCol w:w="2639"/>
-        <w:gridCol w:w="2881"/>
+        <w:gridCol w:w="4041"/>
+        <w:gridCol w:w="2664"/>
+        <w:gridCol w:w="2819"/>
       </w:tblGrid>
       <w:tr>
         <w:trPr>
@@ -2120,7 +2120,7 @@
         </w:trPr>
         <w:tc>
           <w:tcPr>
-            <w:tcW w:type="dxa" w:w="4003"/>
+            <w:tcW w:type="dxa" w:w="4041"/>
             <w:shd w:val="clear" w:fill="192768"/>
           </w:tcPr>
           <w:p>
@@ -2157,7 +2157,7 @@
         </w:tc>
         <w:tc>
           <w:tcPr>
-            <w:tcW w:type="dxa" w:w="2640"/>
+            <w:tcW w:type="dxa" w:w="2664"/>
             <w:shd w:val="clear" w:fill="192768"/>
           </w:tcPr>
           <w:p>
@@ -2194,7 +2194,7 @@
         </w:tc>
         <w:tc>
           <w:tcPr>
-            <w:tcW w:type="dxa" w:w="2882"/>
+            <w:tcW w:type="dxa" w:w="2820"/>
             <w:shd w:val="clear" w:fill="192768"/>
           </w:tcPr>
           <w:p>
@@ -2236,7 +2236,7 @@
         </w:trPr>
         <w:tc>
           <w:tcPr>
-            <w:tcW w:type="dxa" w:w="4003"/>
+            <w:tcW w:type="dxa" w:w="4041"/>
             <w:shd w:val="clear" w:fill="FFFFFF"/>
           </w:tcPr>
           <w:p>
@@ -2259,7 +2259,7 @@
         </w:tc>
         <w:tc>
           <w:tcPr>
-            <w:tcW w:type="dxa" w:w="2640"/>
+            <w:tcW w:type="dxa" w:w="2664"/>
             <w:shd w:val="clear" w:fill="FFFFFF"/>
           </w:tcPr>
           <w:p>
@@ -2282,7 +2282,7 @@
         </w:tc>
         <w:tc>
           <w:tcPr>
-            <w:tcW w:type="dxa" w:w="2882"/>
+            <w:tcW w:type="dxa" w:w="2820"/>
             <w:shd w:val="clear" w:fill="FFFFFF"/>
           </w:tcPr>
           <w:p>
@@ -2298,7 +2298,7 @@
                 <w:sz w:val="20"/>
                 <w:szCs w:val="20"/>
               </w:rPr>
-              <w:t>ผู้มีอำนาจกระทำการแทนของหน่วยงาน</w:t>
+              <w:t>ผู้มีอำนาจอนุมัติของหน่วยงาน</w:t>
             </w:r>
           </w:p>
         </w:tc>
@@ -2309,7 +2309,7 @@
         </w:trPr>
         <w:tc>
           <w:tcPr>
-            <w:tcW w:type="dxa" w:w="4003"/>
+            <w:tcW w:type="dxa" w:w="4041"/>
             <w:shd w:val="clear" w:fill="F2F4F9"/>
           </w:tcPr>
           <w:p>
@@ -2342,7 +2342,7 @@
         </w:tc>
         <w:tc>
           <w:tcPr>
-            <w:tcW w:type="dxa" w:w="2640"/>
+            <w:tcW w:type="dxa" w:w="2664"/>
             <w:shd w:val="clear" w:fill="F2F4F9"/>
           </w:tcPr>
           <w:p>
@@ -2375,7 +2375,7 @@
         </w:tc>
         <w:tc>
           <w:tcPr>
-            <w:tcW w:type="dxa" w:w="2882"/>
+            <w:tcW w:type="dxa" w:w="2820"/>
             <w:shd w:val="clear" w:fill="F2F4F9"/>
           </w:tcPr>
           <w:p>
@@ -2402,7 +2402,7 @@
         </w:trPr>
         <w:tc>
           <w:tcPr>
-            <w:tcW w:type="dxa" w:w="4003"/>
+            <w:tcW w:type="dxa" w:w="4041"/>
             <w:shd w:val="clear" w:fill="FFFFFF"/>
           </w:tcPr>
           <w:p>
@@ -2425,7 +2425,7 @@
         </w:tc>
         <w:tc>
           <w:tcPr>
-            <w:tcW w:type="dxa" w:w="2640"/>
+            <w:tcW w:type="dxa" w:w="2664"/>
             <w:shd w:val="clear" w:fill="FFFFFF"/>
           </w:tcPr>
           <w:p>
@@ -2448,7 +2448,7 @@
         </w:tc>
         <w:tc>
           <w:tcPr>
-            <w:tcW w:type="dxa" w:w="2882"/>
+            <w:tcW w:type="dxa" w:w="2820"/>
             <w:shd w:val="clear" w:fill="FFFFFF"/>
           </w:tcPr>
           <w:p>
@@ -2475,7 +2475,7 @@
         </w:trPr>
         <w:tc>
           <w:tcPr>
-            <w:tcW w:type="dxa" w:w="4003"/>
+            <w:tcW w:type="dxa" w:w="4041"/>
             <w:shd w:val="clear" w:fill="F2F4F9"/>
           </w:tcPr>
           <w:p>
@@ -2538,7 +2538,7 @@
         </w:tc>
         <w:tc>
           <w:tcPr>
-            <w:tcW w:type="dxa" w:w="2640"/>
+            <w:tcW w:type="dxa" w:w="2664"/>
             <w:shd w:val="clear" w:fill="F2F4F9"/>
           </w:tcPr>
           <w:p>
@@ -2561,7 +2561,7 @@
         </w:tc>
         <w:tc>
           <w:tcPr>
-            <w:tcW w:type="dxa" w:w="2882"/>
+            <w:tcW w:type="dxa" w:w="2820"/>
             <w:shd w:val="clear" w:fill="F2F4F9"/>
           </w:tcPr>
           <w:p>
@@ -2588,7 +2588,7 @@
         </w:trPr>
         <w:tc>
           <w:tcPr>
-            <w:tcW w:type="dxa" w:w="4003"/>
+            <w:tcW w:type="dxa" w:w="4041"/>
             <w:shd w:val="clear" w:fill="FFFFFF"/>
           </w:tcPr>
           <w:p>
@@ -2611,7 +2611,7 @@
         </w:tc>
         <w:tc>
           <w:tcPr>
-            <w:tcW w:type="dxa" w:w="2640"/>
+            <w:tcW w:type="dxa" w:w="2664"/>
             <w:shd w:val="clear" w:fill="FFFFFF"/>
           </w:tcPr>
           <w:p>
@@ -2634,7 +2634,7 @@
         </w:tc>
         <w:tc>
           <w:tcPr>
-            <w:tcW w:type="dxa" w:w="2882"/>
+            <w:tcW w:type="dxa" w:w="2820"/>
             <w:shd w:val="clear" w:fill="FFFFFF"/>
           </w:tcPr>
           <w:p>
@@ -3594,9 +3594,9 @@
         <w:tblW w:w="9525" w:type="dxa"/>
       </w:tblPr>
       <w:tblGrid>
-        <w:gridCol w:w="3869"/>
-        <w:gridCol w:w="3869"/>
-        <w:gridCol w:w="1786"/>
+        <w:gridCol w:w="3910"/>
+        <w:gridCol w:w="3810"/>
+        <w:gridCol w:w="1804"/>
       </w:tblGrid>
       <w:tr>
         <w:trPr>
@@ -3605,7 +3605,7 @@
         </w:trPr>
         <w:tc>
           <w:tcPr>
-            <w:tcW w:type="dxa" w:w="3869"/>
+            <w:tcW w:type="dxa" w:w="3910"/>
             <w:shd w:val="clear" w:fill="192768"/>
           </w:tcPr>
           <w:p>
@@ -3642,7 +3642,7 @@
         </w:tc>
         <w:tc>
           <w:tcPr>
-            <w:tcW w:type="dxa" w:w="3869"/>
+            <w:tcW w:type="dxa" w:w="3810"/>
             <w:shd w:val="clear" w:fill="192768"/>
           </w:tcPr>
           <w:p>
@@ -3679,7 +3679,7 @@
         </w:tc>
         <w:tc>
           <w:tcPr>
-            <w:tcW w:type="dxa" w:w="1786"/>
+            <w:tcW w:type="dxa" w:w="1805"/>
             <w:shd w:val="clear" w:fill="192768"/>
           </w:tcPr>
           <w:p>
@@ -3721,7 +3721,7 @@
         </w:trPr>
         <w:tc>
           <w:tcPr>
-            <w:tcW w:type="dxa" w:w="3869"/>
+            <w:tcW w:type="dxa" w:w="3910"/>
             <w:shd w:val="clear" w:fill="FFFFFF"/>
           </w:tcPr>
           <w:p>
@@ -3744,7 +3744,7 @@
         </w:tc>
         <w:tc>
           <w:tcPr>
-            <w:tcW w:type="dxa" w:w="3869"/>
+            <w:tcW w:type="dxa" w:w="3810"/>
             <w:shd w:val="clear" w:fill="FFFFFF"/>
           </w:tcPr>
           <w:p>
@@ -3760,13 +3760,13 @@
                 <w:sz w:val="20"/>
                 <w:szCs w:val="20"/>
               </w:rPr>
-              <w:t>วันที่ (เลขไทย)</w:t>
+              <w:t>วันที่</w:t>
             </w:r>
           </w:p>
         </w:tc>
         <w:tc>
           <w:tcPr>
-            <w:tcW w:type="dxa" w:w="1786"/>
+            <w:tcW w:type="dxa" w:w="1805"/>
             <w:shd w:val="clear" w:fill="FFFFFF"/>
           </w:tcPr>
           <w:p>
@@ -3782,7 +3782,7 @@
                 <w:sz w:val="20"/>
                 <w:szCs w:val="20"/>
               </w:rPr>
-              <w:t>๑๙</w:t>
+              <w:t>19</w:t>
             </w:r>
           </w:p>
         </w:tc>
@@ -3793,7 +3793,7 @@
         </w:trPr>
         <w:tc>
           <w:tcPr>
-            <w:tcW w:type="dxa" w:w="3869"/>
+            <w:tcW w:type="dxa" w:w="3910"/>
             <w:shd w:val="clear" w:fill="F2F4F9"/>
           </w:tcPr>
           <w:p>
@@ -3816,7 +3816,7 @@
         </w:tc>
         <w:tc>
           <w:tcPr>
-            <w:tcW w:type="dxa" w:w="3869"/>
+            <w:tcW w:type="dxa" w:w="3810"/>
             <w:shd w:val="clear" w:fill="F2F4F9"/>
           </w:tcPr>
           <w:p>
@@ -3838,7 +3838,7 @@
         </w:tc>
         <w:tc>
           <w:tcPr>
-            <w:tcW w:type="dxa" w:w="1786"/>
+            <w:tcW w:type="dxa" w:w="1805"/>
             <w:shd w:val="clear" w:fill="F2F4F9"/>
           </w:tcPr>
           <w:p>
@@ -3865,7 +3865,7 @@
         </w:trPr>
         <w:tc>
           <w:tcPr>
-            <w:tcW w:type="dxa" w:w="3869"/>
+            <w:tcW w:type="dxa" w:w="3910"/>
             <w:shd w:val="clear" w:fill="FFFFFF"/>
           </w:tcPr>
           <w:p>
@@ -3888,7 +3888,7 @@
         </w:tc>
         <w:tc>
           <w:tcPr>
-            <w:tcW w:type="dxa" w:w="3869"/>
+            <w:tcW w:type="dxa" w:w="3810"/>
             <w:shd w:val="clear" w:fill="FFFFFF"/>
           </w:tcPr>
           <w:p>
@@ -3904,13 +3904,13 @@
                 <w:sz w:val="20"/>
                 <w:szCs w:val="20"/>
               </w:rPr>
-              <w:t>ปี พ.ศ. (เลขไทย)</w:t>
+              <w:t>ปี พ.ศ.</w:t>
             </w:r>
           </w:p>
         </w:tc>
         <w:tc>
           <w:tcPr>
-            <w:tcW w:type="dxa" w:w="1786"/>
+            <w:tcW w:type="dxa" w:w="1805"/>
             <w:shd w:val="clear" w:fill="FFFFFF"/>
           </w:tcPr>
           <w:p>
@@ -3926,7 +3926,7 @@
                 <w:sz w:val="20"/>
                 <w:szCs w:val="20"/>
               </w:rPr>
-              <w:t>๒๕๖๙</w:t>
+              <w:t>2569</w:t>
             </w:r>
           </w:p>
         </w:tc>
@@ -3937,7 +3937,7 @@
         </w:trPr>
         <w:tc>
           <w:tcPr>
-            <w:tcW w:type="dxa" w:w="3869"/>
+            <w:tcW w:type="dxa" w:w="3910"/>
             <w:shd w:val="clear" w:fill="F2F4F9"/>
           </w:tcPr>
           <w:p>
@@ -3960,7 +3960,7 @@
         </w:tc>
         <w:tc>
           <w:tcPr>
-            <w:tcW w:type="dxa" w:w="3869"/>
+            <w:tcW w:type="dxa" w:w="3810"/>
             <w:shd w:val="clear" w:fill="F2F4F9"/>
           </w:tcPr>
           <w:p>
@@ -3982,7 +3982,7 @@
         </w:tc>
         <w:tc>
           <w:tcPr>
-            <w:tcW w:type="dxa" w:w="1786"/>
+            <w:tcW w:type="dxa" w:w="1805"/>
             <w:shd w:val="clear" w:fill="F2F4F9"/>
           </w:tcPr>
           <w:p>
@@ -3998,7 +3998,7 @@
                 <w:sz w:val="20"/>
                 <w:szCs w:val="20"/>
               </w:rPr>
-              <w:t>๑๙ สิงหาคม ๒๕๖๙</w:t>
+              <w:t>19 สิงหาคม 2569</w:t>
             </w:r>
           </w:p>
         </w:tc>
@@ -4349,7 +4349,7 @@
                 <w:sz w:val="20"/>
                 <w:szCs w:val="20"/>
               </w:rPr>
-              <w:t>๑๘ สิงหาคม ๒๕๖๙</w:t>
+              <w:t>18 สิงหาคม 2569</w:t>
             </w:r>
           </w:p>
         </w:tc>
@@ -4421,7 +4421,7 @@
                 <w:sz w:val="20"/>
                 <w:szCs w:val="20"/>
               </w:rPr>
-              <w:t>๑๙ สิงหาคม ๒๕๖๙</w:t>
+              <w:t>19 สิงหาคม 2569</w:t>
             </w:r>
           </w:p>
         </w:tc>
@@ -4472,9 +4472,9 @@
         <w:tblW w:w="9525" w:type="dxa"/>
       </w:tblPr>
       <w:tblGrid>
-        <w:gridCol w:w="2911"/>
-        <w:gridCol w:w="3632"/>
-        <w:gridCol w:w="2981"/>
+        <w:gridCol w:w="2920"/>
+        <w:gridCol w:w="3615"/>
+        <w:gridCol w:w="2989"/>
       </w:tblGrid>
       <w:tr>
         <w:trPr>
@@ -4483,7 +4483,7 @@
         </w:trPr>
         <w:tc>
           <w:tcPr>
-            <w:tcW w:type="dxa" w:w="2911"/>
+            <w:tcW w:type="dxa" w:w="2920"/>
             <w:shd w:val="clear" w:fill="192768"/>
           </w:tcPr>
           <w:p>
@@ -4520,7 +4520,7 @@
         </w:tc>
         <w:tc>
           <w:tcPr>
-            <w:tcW w:type="dxa" w:w="3632"/>
+            <w:tcW w:type="dxa" w:w="3615"/>
             <w:shd w:val="clear" w:fill="192768"/>
           </w:tcPr>
           <w:p>
@@ -4557,7 +4557,7 @@
         </w:tc>
         <w:tc>
           <w:tcPr>
-            <w:tcW w:type="dxa" w:w="2981"/>
+            <w:tcW w:type="dxa" w:w="2989"/>
             <w:shd w:val="clear" w:fill="192768"/>
           </w:tcPr>
           <w:p>
@@ -4599,7 +4599,7 @@
         </w:trPr>
         <w:tc>
           <w:tcPr>
-            <w:tcW w:type="dxa" w:w="2911"/>
+            <w:tcW w:type="dxa" w:w="2920"/>
             <w:shd w:val="clear" w:fill="FFFFFF"/>
           </w:tcPr>
           <w:p>
@@ -4622,7 +4622,7 @@
         </w:tc>
         <w:tc>
           <w:tcPr>
-            <w:tcW w:type="dxa" w:w="3632"/>
+            <w:tcW w:type="dxa" w:w="3615"/>
             <w:shd w:val="clear" w:fill="FFFFFF"/>
           </w:tcPr>
           <w:p>
@@ -4644,7 +4644,7 @@
         </w:tc>
         <w:tc>
           <w:tcPr>
-            <w:tcW w:type="dxa" w:w="2981"/>
+            <w:tcW w:type="dxa" w:w="2989"/>
             <w:shd w:val="clear" w:fill="FFFFFF"/>
           </w:tcPr>
           <w:p>
@@ -4671,7 +4671,7 @@
         </w:trPr>
         <w:tc>
           <w:tcPr>
-            <w:tcW w:type="dxa" w:w="2911"/>
+            <w:tcW w:type="dxa" w:w="2920"/>
             <w:shd w:val="clear" w:fill="F2F4F9"/>
           </w:tcPr>
           <w:p>
@@ -4694,7 +4694,7 @@
         </w:tc>
         <w:tc>
           <w:tcPr>
-            <w:tcW w:type="dxa" w:w="3632"/>
+            <w:tcW w:type="dxa" w:w="3615"/>
             <w:shd w:val="clear" w:fill="F2F4F9"/>
           </w:tcPr>
           <w:p>
@@ -4716,7 +4716,7 @@
         </w:tc>
         <w:tc>
           <w:tcPr>
-            <w:tcW w:type="dxa" w:w="2981"/>
+            <w:tcW w:type="dxa" w:w="2989"/>
             <w:shd w:val="clear" w:fill="F2F4F9"/>
           </w:tcPr>
           <w:p>
@@ -4743,7 +4743,7 @@
         </w:trPr>
         <w:tc>
           <w:tcPr>
-            <w:tcW w:type="dxa" w:w="2911"/>
+            <w:tcW w:type="dxa" w:w="2920"/>
             <w:shd w:val="clear" w:fill="FFFFFF"/>
           </w:tcPr>
           <w:p>
@@ -4766,7 +4766,7 @@
         </w:tc>
         <w:tc>
           <w:tcPr>
-            <w:tcW w:type="dxa" w:w="3632"/>
+            <w:tcW w:type="dxa" w:w="3615"/>
             <w:shd w:val="clear" w:fill="FFFFFF"/>
           </w:tcPr>
           <w:p>
@@ -4788,7 +4788,7 @@
         </w:tc>
         <w:tc>
           <w:tcPr>
-            <w:tcW w:type="dxa" w:w="2981"/>
+            <w:tcW w:type="dxa" w:w="2989"/>
             <w:shd w:val="clear" w:fill="FFFFFF"/>
           </w:tcPr>
           <w:p>
@@ -4815,7 +4815,7 @@
         </w:trPr>
         <w:tc>
           <w:tcPr>
-            <w:tcW w:type="dxa" w:w="2911"/>
+            <w:tcW w:type="dxa" w:w="2920"/>
             <w:shd w:val="clear" w:fill="F2F4F9"/>
           </w:tcPr>
           <w:p>
@@ -4838,7 +4838,7 @@
         </w:tc>
         <w:tc>
           <w:tcPr>
-            <w:tcW w:type="dxa" w:w="3632"/>
+            <w:tcW w:type="dxa" w:w="3615"/>
             <w:shd w:val="clear" w:fill="F2F4F9"/>
           </w:tcPr>
           <w:p>
@@ -4871,7 +4871,7 @@
         </w:tc>
         <w:tc>
           <w:tcPr>
-            <w:tcW w:type="dxa" w:w="2981"/>
+            <w:tcW w:type="dxa" w:w="2989"/>
             <w:shd w:val="clear" w:fill="F2F4F9"/>
           </w:tcPr>
           <w:p>
@@ -4898,7 +4898,7 @@
         </w:trPr>
         <w:tc>
           <w:tcPr>
-            <w:tcW w:type="dxa" w:w="2911"/>
+            <w:tcW w:type="dxa" w:w="2920"/>
             <w:shd w:val="clear" w:fill="FFFFFF"/>
           </w:tcPr>
           <w:p>
@@ -4921,7 +4921,7 @@
         </w:tc>
         <w:tc>
           <w:tcPr>
-            <w:tcW w:type="dxa" w:w="3632"/>
+            <w:tcW w:type="dxa" w:w="3615"/>
             <w:shd w:val="clear" w:fill="FFFFFF"/>
           </w:tcPr>
           <w:p>
@@ -4943,7 +4943,7 @@
         </w:tc>
         <w:tc>
           <w:tcPr>
-            <w:tcW w:type="dxa" w:w="2981"/>
+            <w:tcW w:type="dxa" w:w="2989"/>
             <w:shd w:val="clear" w:fill="FFFFFF"/>
           </w:tcPr>
           <w:p>
@@ -4970,7 +4970,7 @@
         </w:trPr>
         <w:tc>
           <w:tcPr>
-            <w:tcW w:type="dxa" w:w="2911"/>
+            <w:tcW w:type="dxa" w:w="2920"/>
             <w:shd w:val="clear" w:fill="F2F4F9"/>
           </w:tcPr>
           <w:p>
@@ -4993,7 +4993,7 @@
         </w:tc>
         <w:tc>
           <w:tcPr>
-            <w:tcW w:type="dxa" w:w="3632"/>
+            <w:tcW w:type="dxa" w:w="3615"/>
             <w:shd w:val="clear" w:fill="F2F4F9"/>
           </w:tcPr>
           <w:p>
@@ -5035,7 +5035,7 @@
         </w:tc>
         <w:tc>
           <w:tcPr>
-            <w:tcW w:type="dxa" w:w="2981"/>
+            <w:tcW w:type="dxa" w:w="2989"/>
             <w:shd w:val="clear" w:fill="F2F4F9"/>
           </w:tcPr>
           <w:p>
@@ -5062,7 +5062,7 @@
         </w:trPr>
         <w:tc>
           <w:tcPr>
-            <w:tcW w:type="dxa" w:w="2911"/>
+            <w:tcW w:type="dxa" w:w="2920"/>
             <w:shd w:val="clear" w:fill="FFFFFF"/>
           </w:tcPr>
           <w:p>
@@ -5085,7 +5085,7 @@
         </w:tc>
         <w:tc>
           <w:tcPr>
-            <w:tcW w:type="dxa" w:w="3632"/>
+            <w:tcW w:type="dxa" w:w="3615"/>
             <w:shd w:val="clear" w:fill="FFFFFF"/>
           </w:tcPr>
           <w:p>
@@ -5107,7 +5107,7 @@
         </w:tc>
         <w:tc>
           <w:tcPr>
-            <w:tcW w:type="dxa" w:w="2981"/>
+            <w:tcW w:type="dxa" w:w="2989"/>
             <w:shd w:val="clear" w:fill="FFFFFF"/>
           </w:tcPr>
           <w:p>
@@ -5134,7 +5134,7 @@
         </w:trPr>
         <w:tc>
           <w:tcPr>
-            <w:tcW w:type="dxa" w:w="2911"/>
+            <w:tcW w:type="dxa" w:w="2920"/>
             <w:shd w:val="clear" w:fill="F2F4F9"/>
           </w:tcPr>
           <w:p>
@@ -5157,7 +5157,7 @@
         </w:tc>
         <w:tc>
           <w:tcPr>
-            <w:tcW w:type="dxa" w:w="3632"/>
+            <w:tcW w:type="dxa" w:w="3615"/>
             <w:shd w:val="clear" w:fill="F2F4F9"/>
           </w:tcPr>
           <w:p>
@@ -5179,7 +5179,7 @@
         </w:tc>
         <w:tc>
           <w:tcPr>
-            <w:tcW w:type="dxa" w:w="2981"/>
+            <w:tcW w:type="dxa" w:w="2989"/>
             <w:shd w:val="clear" w:fill="F2F4F9"/>
           </w:tcPr>
           <w:p>
@@ -5206,7 +5206,7 @@
         </w:trPr>
         <w:tc>
           <w:tcPr>
-            <w:tcW w:type="dxa" w:w="2911"/>
+            <w:tcW w:type="dxa" w:w="2920"/>
             <w:shd w:val="clear" w:fill="FFFFFF"/>
           </w:tcPr>
           <w:p>
@@ -5229,7 +5229,7 @@
         </w:tc>
         <w:tc>
           <w:tcPr>
-            <w:tcW w:type="dxa" w:w="3632"/>
+            <w:tcW w:type="dxa" w:w="3615"/>
             <w:shd w:val="clear" w:fill="FFFFFF"/>
           </w:tcPr>
           <w:p>
@@ -5251,7 +5251,7 @@
         </w:tc>
         <w:tc>
           <w:tcPr>
-            <w:tcW w:type="dxa" w:w="2981"/>
+            <w:tcW w:type="dxa" w:w="2989"/>
             <w:shd w:val="clear" w:fill="FFFFFF"/>
           </w:tcPr>
           <w:p>
@@ -5278,7 +5278,7 @@
         </w:trPr>
         <w:tc>
           <w:tcPr>
-            <w:tcW w:type="dxa" w:w="2911"/>
+            <w:tcW w:type="dxa" w:w="2920"/>
             <w:shd w:val="clear" w:fill="F2F4F9"/>
           </w:tcPr>
           <w:p>
@@ -5301,7 +5301,7 @@
         </w:tc>
         <w:tc>
           <w:tcPr>
-            <w:tcW w:type="dxa" w:w="3632"/>
+            <w:tcW w:type="dxa" w:w="3615"/>
             <w:shd w:val="clear" w:fill="F2F4F9"/>
           </w:tcPr>
           <w:p>
@@ -5317,13 +5317,13 @@
                 <w:sz w:val="20"/>
                 <w:szCs w:val="20"/>
               </w:rPr>
-              <w:t>รหัสไปรษณีย์ (เลขไทย)</w:t>
+              <w:t>รหัสไปรษณีย์</w:t>
             </w:r>
           </w:p>
         </w:tc>
         <w:tc>
           <w:tcPr>
-            <w:tcW w:type="dxa" w:w="2981"/>
+            <w:tcW w:type="dxa" w:w="2989"/>
             <w:shd w:val="clear" w:fill="F2F4F9"/>
           </w:tcPr>
           <w:p>
@@ -5339,7 +5339,7 @@
                 <w:sz w:val="20"/>
                 <w:szCs w:val="20"/>
               </w:rPr>
-              <w:t>๔๐๐๐๐</w:t>
+              <w:t>40000</w:t>
             </w:r>
           </w:p>
         </w:tc>
@@ -5350,7 +5350,7 @@
         </w:trPr>
         <w:tc>
           <w:tcPr>
-            <w:tcW w:type="dxa" w:w="2911"/>
+            <w:tcW w:type="dxa" w:w="2920"/>
             <w:shd w:val="clear" w:fill="FFFFFF"/>
           </w:tcPr>
           <w:p>
@@ -5373,7 +5373,7 @@
         </w:tc>
         <w:tc>
           <w:tcPr>
-            <w:tcW w:type="dxa" w:w="3632"/>
+            <w:tcW w:type="dxa" w:w="3615"/>
             <w:shd w:val="clear" w:fill="FFFFFF"/>
           </w:tcPr>
           <w:p>
@@ -5395,7 +5395,7 @@
         </w:tc>
         <w:tc>
           <w:tcPr>
-            <w:tcW w:type="dxa" w:w="2981"/>
+            <w:tcW w:type="dxa" w:w="2989"/>
             <w:shd w:val="clear" w:fill="FFFFFF"/>
           </w:tcPr>
           <w:p>
@@ -5422,7 +5422,7 @@
         </w:trPr>
         <w:tc>
           <w:tcPr>
-            <w:tcW w:type="dxa" w:w="2911"/>
+            <w:tcW w:type="dxa" w:w="2920"/>
             <w:shd w:val="clear" w:fill="F2F4F9"/>
           </w:tcPr>
           <w:p>
@@ -5445,7 +5445,7 @@
         </w:tc>
         <w:tc>
           <w:tcPr>
-            <w:tcW w:type="dxa" w:w="3632"/>
+            <w:tcW w:type="dxa" w:w="3615"/>
             <w:shd w:val="clear" w:fill="F2F4F9"/>
           </w:tcPr>
           <w:p>
@@ -5461,13 +5461,13 @@
                 <w:sz w:val="20"/>
                 <w:szCs w:val="20"/>
               </w:rPr>
-              <w:t>เบอร์โทรศัพท์ (เลขไทย)</w:t>
+              <w:t>เบอร์โทรศัพท์</w:t>
             </w:r>
           </w:p>
         </w:tc>
         <w:tc>
           <w:tcPr>
-            <w:tcW w:type="dxa" w:w="2981"/>
+            <w:tcW w:type="dxa" w:w="2989"/>
             <w:shd w:val="clear" w:fill="F2F4F9"/>
           </w:tcPr>
           <w:p>
@@ -5483,7 +5483,7 @@
                 <w:sz w:val="20"/>
                 <w:szCs w:val="20"/>
               </w:rPr>
-              <w:t>๐๔๓๒๓๖๗๘๙</w:t>
+              <w:t>043236789</w:t>
             </w:r>
           </w:p>
         </w:tc>
@@ -5494,7 +5494,7 @@
         </w:trPr>
         <w:tc>
           <w:tcPr>
-            <w:tcW w:type="dxa" w:w="2911"/>
+            <w:tcW w:type="dxa" w:w="2920"/>
             <w:shd w:val="clear" w:fill="FFFFFF"/>
           </w:tcPr>
           <w:p>
@@ -5517,7 +5517,7 @@
         </w:tc>
         <w:tc>
           <w:tcPr>
-            <w:tcW w:type="dxa" w:w="3632"/>
+            <w:tcW w:type="dxa" w:w="3615"/>
             <w:shd w:val="clear" w:fill="FFFFFF"/>
           </w:tcPr>
           <w:p>
@@ -5539,7 +5539,7 @@
         </w:tc>
         <w:tc>
           <w:tcPr>
-            <w:tcW w:type="dxa" w:w="2981"/>
+            <w:tcW w:type="dxa" w:w="2989"/>
             <w:shd w:val="clear" w:fill="FFFFFF"/>
           </w:tcPr>
           <w:p>
@@ -5566,7 +5566,7 @@
         </w:trPr>
         <w:tc>
           <w:tcPr>
-            <w:tcW w:type="dxa" w:w="2911"/>
+            <w:tcW w:type="dxa" w:w="2920"/>
             <w:shd w:val="clear" w:fill="F2F4F9"/>
           </w:tcPr>
           <w:p>
@@ -5589,7 +5589,7 @@
         </w:tc>
         <w:tc>
           <w:tcPr>
-            <w:tcW w:type="dxa" w:w="3632"/>
+            <w:tcW w:type="dxa" w:w="3615"/>
             <w:shd w:val="clear" w:fill="F2F4F9"/>
           </w:tcPr>
           <w:p>
@@ -5611,7 +5611,7 @@
         </w:tc>
         <w:tc>
           <w:tcPr>
-            <w:tcW w:type="dxa" w:w="2981"/>
+            <w:tcW w:type="dxa" w:w="2989"/>
             <w:shd w:val="clear" w:fill="F2F4F9"/>
           </w:tcPr>
           <w:p>
@@ -5794,9 +5794,9 @@
         <w:tblW w:w="9525" w:type="dxa"/>
       </w:tblPr>
       <w:tblGrid>
-        <w:gridCol w:w="4837"/>
-        <w:gridCol w:w="2418"/>
-        <w:gridCol w:w="2270"/>
+        <w:gridCol w:w="4847"/>
+        <w:gridCol w:w="2402"/>
+        <w:gridCol w:w="2275"/>
       </w:tblGrid>
       <w:tr>
         <w:trPr>
@@ -5805,7 +5805,7 @@
         </w:trPr>
         <w:tc>
           <w:tcPr>
-            <w:tcW w:type="dxa" w:w="4836"/>
+            <w:tcW w:type="dxa" w:w="4847"/>
             <w:shd w:val="clear" w:fill="192768"/>
           </w:tcPr>
           <w:p>
@@ -5842,7 +5842,7 @@
         </w:tc>
         <w:tc>
           <w:tcPr>
-            <w:tcW w:type="dxa" w:w="2418"/>
+            <w:tcW w:type="dxa" w:w="2402"/>
             <w:shd w:val="clear" w:fill="192768"/>
           </w:tcPr>
           <w:p>
@@ -5879,7 +5879,7 @@
         </w:tc>
         <w:tc>
           <w:tcPr>
-            <w:tcW w:type="dxa" w:w="2270"/>
+            <w:tcW w:type="dxa" w:w="2275"/>
             <w:shd w:val="clear" w:fill="192768"/>
           </w:tcPr>
           <w:p>
@@ -5921,7 +5921,7 @@
         </w:trPr>
         <w:tc>
           <w:tcPr>
-            <w:tcW w:type="dxa" w:w="4836"/>
+            <w:tcW w:type="dxa" w:w="4847"/>
             <w:shd w:val="clear" w:fill="FFFFFF"/>
           </w:tcPr>
           <w:p>
@@ -5944,7 +5944,7 @@
         </w:tc>
         <w:tc>
           <w:tcPr>
-            <w:tcW w:type="dxa" w:w="2418"/>
+            <w:tcW w:type="dxa" w:w="2402"/>
             <w:shd w:val="clear" w:fill="FFFFFF"/>
           </w:tcPr>
           <w:p>
@@ -5966,7 +5966,7 @@
         </w:tc>
         <w:tc>
           <w:tcPr>
-            <w:tcW w:type="dxa" w:w="2270"/>
+            <w:tcW w:type="dxa" w:w="2275"/>
             <w:shd w:val="clear" w:fill="FFFFFF"/>
           </w:tcPr>
           <w:p>
@@ -5993,7 +5993,7 @@
         </w:trPr>
         <w:tc>
           <w:tcPr>
-            <w:tcW w:type="dxa" w:w="4836"/>
+            <w:tcW w:type="dxa" w:w="4847"/>
             <w:shd w:val="clear" w:fill="F2F4F9"/>
           </w:tcPr>
           <w:p>
@@ -6016,7 +6016,7 @@
         </w:tc>
         <w:tc>
           <w:tcPr>
-            <w:tcW w:type="dxa" w:w="2418"/>
+            <w:tcW w:type="dxa" w:w="2402"/>
             <w:shd w:val="clear" w:fill="F2F4F9"/>
           </w:tcPr>
           <w:p>
@@ -6038,7 +6038,7 @@
         </w:tc>
         <w:tc>
           <w:tcPr>
-            <w:tcW w:type="dxa" w:w="2270"/>
+            <w:tcW w:type="dxa" w:w="2275"/>
             <w:shd w:val="clear" w:fill="F2F4F9"/>
           </w:tcPr>
           <w:p>
@@ -6065,7 +6065,7 @@
         </w:trPr>
         <w:tc>
           <w:tcPr>
-            <w:tcW w:type="dxa" w:w="4836"/>
+            <w:tcW w:type="dxa" w:w="4847"/>
             <w:shd w:val="clear" w:fill="FFFFFF"/>
           </w:tcPr>
           <w:p>
@@ -6088,7 +6088,7 @@
         </w:tc>
         <w:tc>
           <w:tcPr>
-            <w:tcW w:type="dxa" w:w="2418"/>
+            <w:tcW w:type="dxa" w:w="2402"/>
             <w:shd w:val="clear" w:fill="FFFFFF"/>
           </w:tcPr>
           <w:p>
@@ -6110,7 +6110,7 @@
         </w:tc>
         <w:tc>
           <w:tcPr>
-            <w:tcW w:type="dxa" w:w="2270"/>
+            <w:tcW w:type="dxa" w:w="2275"/>
             <w:shd w:val="clear" w:fill="FFFFFF"/>
           </w:tcPr>
           <w:p>
@@ -6137,7 +6137,7 @@
         </w:trPr>
         <w:tc>
           <w:tcPr>
-            <w:tcW w:type="dxa" w:w="4836"/>
+            <w:tcW w:type="dxa" w:w="4847"/>
             <w:shd w:val="clear" w:fill="F2F4F9"/>
           </w:tcPr>
           <w:p>
@@ -6160,7 +6160,7 @@
         </w:tc>
         <w:tc>
           <w:tcPr>
-            <w:tcW w:type="dxa" w:w="2418"/>
+            <w:tcW w:type="dxa" w:w="2402"/>
             <w:shd w:val="clear" w:fill="F2F4F9"/>
           </w:tcPr>
           <w:p>
@@ -6182,7 +6182,7 @@
         </w:tc>
         <w:tc>
           <w:tcPr>
-            <w:tcW w:type="dxa" w:w="2270"/>
+            <w:tcW w:type="dxa" w:w="2275"/>
             <w:shd w:val="clear" w:fill="F2F4F9"/>
           </w:tcPr>
           <w:p>
@@ -6209,7 +6209,7 @@
         </w:trPr>
         <w:tc>
           <w:tcPr>
-            <w:tcW w:type="dxa" w:w="4836"/>
+            <w:tcW w:type="dxa" w:w="4847"/>
             <w:shd w:val="clear" w:fill="FFFFFF"/>
           </w:tcPr>
           <w:p>
@@ -6232,7 +6232,7 @@
         </w:tc>
         <w:tc>
           <w:tcPr>
-            <w:tcW w:type="dxa" w:w="2418"/>
+            <w:tcW w:type="dxa" w:w="2402"/>
             <w:shd w:val="clear" w:fill="FFFFFF"/>
           </w:tcPr>
           <w:p>
@@ -6254,7 +6254,7 @@
         </w:tc>
         <w:tc>
           <w:tcPr>
-            <w:tcW w:type="dxa" w:w="2270"/>
+            <w:tcW w:type="dxa" w:w="2275"/>
             <w:shd w:val="clear" w:fill="FFFFFF"/>
           </w:tcPr>
           <w:p>
@@ -6281,7 +6281,7 @@
         </w:trPr>
         <w:tc>
           <w:tcPr>
-            <w:tcW w:type="dxa" w:w="4836"/>
+            <w:tcW w:type="dxa" w:w="4847"/>
             <w:shd w:val="clear" w:fill="F2F4F9"/>
           </w:tcPr>
           <w:p>
@@ -6304,7 +6304,7 @@
         </w:tc>
         <w:tc>
           <w:tcPr>
-            <w:tcW w:type="dxa" w:w="2418"/>
+            <w:tcW w:type="dxa" w:w="2402"/>
             <w:shd w:val="clear" w:fill="F2F4F9"/>
           </w:tcPr>
           <w:p>
@@ -6326,7 +6326,7 @@
         </w:tc>
         <w:tc>
           <w:tcPr>
-            <w:tcW w:type="dxa" w:w="2270"/>
+            <w:tcW w:type="dxa" w:w="2275"/>
             <w:shd w:val="clear" w:fill="F2F4F9"/>
           </w:tcPr>
           <w:p>
@@ -6353,7 +6353,7 @@
         </w:trPr>
         <w:tc>
           <w:tcPr>
-            <w:tcW w:type="dxa" w:w="4836"/>
+            <w:tcW w:type="dxa" w:w="4847"/>
             <w:shd w:val="clear" w:fill="FFFFFF"/>
           </w:tcPr>
           <w:p>
@@ -6376,7 +6376,7 @@
         </w:tc>
         <w:tc>
           <w:tcPr>
-            <w:tcW w:type="dxa" w:w="2418"/>
+            <w:tcW w:type="dxa" w:w="2402"/>
             <w:shd w:val="clear" w:fill="FFFFFF"/>
           </w:tcPr>
           <w:p>
@@ -6398,7 +6398,7 @@
         </w:tc>
         <w:tc>
           <w:tcPr>
-            <w:tcW w:type="dxa" w:w="2270"/>
+            <w:tcW w:type="dxa" w:w="2275"/>
             <w:shd w:val="clear" w:fill="FFFFFF"/>
           </w:tcPr>
           <w:p>
@@ -6425,7 +6425,7 @@
         </w:trPr>
         <w:tc>
           <w:tcPr>
-            <w:tcW w:type="dxa" w:w="4836"/>
+            <w:tcW w:type="dxa" w:w="4847"/>
             <w:shd w:val="clear" w:fill="F2F4F9"/>
           </w:tcPr>
           <w:p>
@@ -6448,7 +6448,7 @@
         </w:tc>
         <w:tc>
           <w:tcPr>
-            <w:tcW w:type="dxa" w:w="2418"/>
+            <w:tcW w:type="dxa" w:w="2402"/>
             <w:shd w:val="clear" w:fill="F2F4F9"/>
           </w:tcPr>
           <w:p>
@@ -6464,13 +6464,13 @@
                 <w:sz w:val="20"/>
                 <w:szCs w:val="20"/>
               </w:rPr>
-              <w:t>เบอร์โทรศัพท์ (เลขไทย)</w:t>
+              <w:t>เบอร์โทรศัพท์</w:t>
             </w:r>
           </w:p>
         </w:tc>
         <w:tc>
           <w:tcPr>
-            <w:tcW w:type="dxa" w:w="2270"/>
+            <w:tcW w:type="dxa" w:w="2275"/>
             <w:shd w:val="clear" w:fill="F2F4F9"/>
           </w:tcPr>
           <w:p>
@@ -6486,7 +6486,7 @@
                 <w:sz w:val="20"/>
                 <w:szCs w:val="20"/>
               </w:rPr>
-              <w:t>๐๘๑๒๓๔๕๖๗๘</w:t>
+              <w:t>0812345678</w:t>
             </w:r>
           </w:p>
         </w:tc>
@@ -6497,7 +6497,7 @@
         </w:trPr>
         <w:tc>
           <w:tcPr>
-            <w:tcW w:type="dxa" w:w="4836"/>
+            <w:tcW w:type="dxa" w:w="4847"/>
             <w:shd w:val="clear" w:fill="FFFFFF"/>
           </w:tcPr>
           <w:p>
@@ -6520,7 +6520,7 @@
         </w:tc>
         <w:tc>
           <w:tcPr>
-            <w:tcW w:type="dxa" w:w="2418"/>
+            <w:tcW w:type="dxa" w:w="2402"/>
             <w:shd w:val="clear" w:fill="FFFFFF"/>
           </w:tcPr>
           <w:p>
@@ -6536,13 +6536,13 @@
                 <w:sz w:val="20"/>
                 <w:szCs w:val="20"/>
               </w:rPr>
-              <w:t>เลขบัตรประชาชน (เลขไทย คั่นขีด)</w:t>
+              <w:t>เลขบัตรประชาชน (คั่นขีด)</w:t>
             </w:r>
           </w:p>
         </w:tc>
         <w:tc>
           <w:tcPr>
-            <w:tcW w:type="dxa" w:w="2270"/>
+            <w:tcW w:type="dxa" w:w="2275"/>
             <w:shd w:val="clear" w:fill="FFFFFF"/>
           </w:tcPr>
           <w:p>
@@ -6558,7 +6558,7 @@
                 <w:sz w:val="20"/>
                 <w:szCs w:val="20"/>
               </w:rPr>
-              <w:t>๑-๑๐๑๗-๐๐๒๐๗-๐๓-๐</w:t>
+              <w:t>1-1017-00207-03-0</w:t>
             </w:r>
           </w:p>
         </w:tc>
@@ -6609,9 +6609,9 @@
         <w:tblW w:w="9525" w:type="dxa"/>
       </w:tblPr>
       <w:tblGrid>
-        <w:gridCol w:w="4535"/>
-        <w:gridCol w:w="2112"/>
-        <w:gridCol w:w="2878"/>
+        <w:gridCol w:w="4544"/>
+        <w:gridCol w:w="2096"/>
+        <w:gridCol w:w="2884"/>
       </w:tblGrid>
       <w:tr>
         <w:trPr>
@@ -6620,7 +6620,7 @@
         </w:trPr>
         <w:tc>
           <w:tcPr>
-            <w:tcW w:type="dxa" w:w="4534"/>
+            <w:tcW w:type="dxa" w:w="4544"/>
             <w:shd w:val="clear" w:fill="192768"/>
           </w:tcPr>
           <w:p>
@@ -6657,7 +6657,7 @@
         </w:tc>
         <w:tc>
           <w:tcPr>
-            <w:tcW w:type="dxa" w:w="2112"/>
+            <w:tcW w:type="dxa" w:w="2096"/>
             <w:shd w:val="clear" w:fill="192768"/>
           </w:tcPr>
           <w:p>
@@ -6694,7 +6694,7 @@
         </w:tc>
         <w:tc>
           <w:tcPr>
-            <w:tcW w:type="dxa" w:w="2878"/>
+            <w:tcW w:type="dxa" w:w="2884"/>
             <w:shd w:val="clear" w:fill="192768"/>
           </w:tcPr>
           <w:p>
@@ -6736,7 +6736,7 @@
         </w:trPr>
         <w:tc>
           <w:tcPr>
-            <w:tcW w:type="dxa" w:w="4534"/>
+            <w:tcW w:type="dxa" w:w="4544"/>
             <w:shd w:val="clear" w:fill="FFFFFF"/>
           </w:tcPr>
           <w:p>
@@ -6759,7 +6759,7 @@
         </w:tc>
         <w:tc>
           <w:tcPr>
-            <w:tcW w:type="dxa" w:w="2112"/>
+            <w:tcW w:type="dxa" w:w="2096"/>
             <w:shd w:val="clear" w:fill="FFFFFF"/>
           </w:tcPr>
           <w:p>
@@ -6781,7 +6781,7 @@
         </w:tc>
         <w:tc>
           <w:tcPr>
-            <w:tcW w:type="dxa" w:w="2878"/>
+            <w:tcW w:type="dxa" w:w="2884"/>
             <w:shd w:val="clear" w:fill="FFFFFF"/>
           </w:tcPr>
           <w:p>
@@ -6808,7 +6808,7 @@
         </w:trPr>
         <w:tc>
           <w:tcPr>
-            <w:tcW w:type="dxa" w:w="4534"/>
+            <w:tcW w:type="dxa" w:w="4544"/>
             <w:shd w:val="clear" w:fill="F2F4F9"/>
           </w:tcPr>
           <w:p>
@@ -6831,7 +6831,7 @@
         </w:tc>
         <w:tc>
           <w:tcPr>
-            <w:tcW w:type="dxa" w:w="2112"/>
+            <w:tcW w:type="dxa" w:w="2096"/>
             <w:shd w:val="clear" w:fill="F2F4F9"/>
           </w:tcPr>
           <w:p>
@@ -6853,7 +6853,7 @@
         </w:tc>
         <w:tc>
           <w:tcPr>
-            <w:tcW w:type="dxa" w:w="2878"/>
+            <w:tcW w:type="dxa" w:w="2884"/>
             <w:shd w:val="clear" w:fill="F2F4F9"/>
           </w:tcPr>
           <w:p>
@@ -6880,7 +6880,7 @@
         </w:trPr>
         <w:tc>
           <w:tcPr>
-            <w:tcW w:type="dxa" w:w="4534"/>
+            <w:tcW w:type="dxa" w:w="4544"/>
             <w:shd w:val="clear" w:fill="FFFFFF"/>
           </w:tcPr>
           <w:p>
@@ -6903,7 +6903,7 @@
         </w:tc>
         <w:tc>
           <w:tcPr>
-            <w:tcW w:type="dxa" w:w="2112"/>
+            <w:tcW w:type="dxa" w:w="2096"/>
             <w:shd w:val="clear" w:fill="FFFFFF"/>
           </w:tcPr>
           <w:p>
@@ -6925,7 +6925,7 @@
         </w:tc>
         <w:tc>
           <w:tcPr>
-            <w:tcW w:type="dxa" w:w="2878"/>
+            <w:tcW w:type="dxa" w:w="2884"/>
             <w:shd w:val="clear" w:fill="FFFFFF"/>
           </w:tcPr>
           <w:p>
@@ -6952,7 +6952,7 @@
         </w:trPr>
         <w:tc>
           <w:tcPr>
-            <w:tcW w:type="dxa" w:w="4534"/>
+            <w:tcW w:type="dxa" w:w="4544"/>
             <w:shd w:val="clear" w:fill="F2F4F9"/>
           </w:tcPr>
           <w:p>
@@ -6975,7 +6975,7 @@
         </w:tc>
         <w:tc>
           <w:tcPr>
-            <w:tcW w:type="dxa" w:w="2112"/>
+            <w:tcW w:type="dxa" w:w="2096"/>
             <w:shd w:val="clear" w:fill="F2F4F9"/>
           </w:tcPr>
           <w:p>
@@ -6997,7 +6997,7 @@
         </w:tc>
         <w:tc>
           <w:tcPr>
-            <w:tcW w:type="dxa" w:w="2878"/>
+            <w:tcW w:type="dxa" w:w="2884"/>
             <w:shd w:val="clear" w:fill="F2F4F9"/>
           </w:tcPr>
           <w:p>
@@ -7024,7 +7024,7 @@
         </w:trPr>
         <w:tc>
           <w:tcPr>
-            <w:tcW w:type="dxa" w:w="4534"/>
+            <w:tcW w:type="dxa" w:w="4544"/>
             <w:shd w:val="clear" w:fill="FFFFFF"/>
           </w:tcPr>
           <w:p>
@@ -7047,7 +7047,7 @@
         </w:tc>
         <w:tc>
           <w:tcPr>
-            <w:tcW w:type="dxa" w:w="2112"/>
+            <w:tcW w:type="dxa" w:w="2096"/>
             <w:shd w:val="clear" w:fill="FFFFFF"/>
           </w:tcPr>
           <w:p>
@@ -7069,7 +7069,7 @@
         </w:tc>
         <w:tc>
           <w:tcPr>
-            <w:tcW w:type="dxa" w:w="2878"/>
+            <w:tcW w:type="dxa" w:w="2884"/>
             <w:shd w:val="clear" w:fill="FFFFFF"/>
           </w:tcPr>
           <w:p>
@@ -7096,7 +7096,7 @@
         </w:trPr>
         <w:tc>
           <w:tcPr>
-            <w:tcW w:type="dxa" w:w="4534"/>
+            <w:tcW w:type="dxa" w:w="4544"/>
             <w:shd w:val="clear" w:fill="F2F4F9"/>
           </w:tcPr>
           <w:p>
@@ -7119,7 +7119,7 @@
         </w:tc>
         <w:tc>
           <w:tcPr>
-            <w:tcW w:type="dxa" w:w="2112"/>
+            <w:tcW w:type="dxa" w:w="2096"/>
             <w:shd w:val="clear" w:fill="F2F4F9"/>
           </w:tcPr>
           <w:p>
@@ -7141,7 +7141,7 @@
         </w:tc>
         <w:tc>
           <w:tcPr>
-            <w:tcW w:type="dxa" w:w="2878"/>
+            <w:tcW w:type="dxa" w:w="2884"/>
             <w:shd w:val="clear" w:fill="F2F4F9"/>
           </w:tcPr>
           <w:p>
@@ -7168,7 +7168,7 @@
         </w:trPr>
         <w:tc>
           <w:tcPr>
-            <w:tcW w:type="dxa" w:w="4534"/>
+            <w:tcW w:type="dxa" w:w="4544"/>
             <w:shd w:val="clear" w:fill="FFFFFF"/>
           </w:tcPr>
           <w:p>
@@ -7191,7 +7191,7 @@
         </w:tc>
         <w:tc>
           <w:tcPr>
-            <w:tcW w:type="dxa" w:w="2112"/>
+            <w:tcW w:type="dxa" w:w="2096"/>
             <w:shd w:val="clear" w:fill="FFFFFF"/>
           </w:tcPr>
           <w:p>
@@ -7213,7 +7213,7 @@
         </w:tc>
         <w:tc>
           <w:tcPr>
-            <w:tcW w:type="dxa" w:w="2878"/>
+            <w:tcW w:type="dxa" w:w="2884"/>
             <w:shd w:val="clear" w:fill="FFFFFF"/>
           </w:tcPr>
           <w:p>
@@ -7240,7 +7240,7 @@
         </w:trPr>
         <w:tc>
           <w:tcPr>
-            <w:tcW w:type="dxa" w:w="4534"/>
+            <w:tcW w:type="dxa" w:w="4544"/>
             <w:shd w:val="clear" w:fill="F2F4F9"/>
           </w:tcPr>
           <w:p>
@@ -7263,7 +7263,7 @@
         </w:tc>
         <w:tc>
           <w:tcPr>
-            <w:tcW w:type="dxa" w:w="2112"/>
+            <w:tcW w:type="dxa" w:w="2096"/>
             <w:shd w:val="clear" w:fill="F2F4F9"/>
           </w:tcPr>
           <w:p>
@@ -7279,13 +7279,13 @@
                 <w:sz w:val="20"/>
                 <w:szCs w:val="20"/>
               </w:rPr>
-              <w:t>เบอร์โทรศัพท์ (เลขไทย)</w:t>
+              <w:t>เบอร์โทรศัพท์</w:t>
             </w:r>
           </w:p>
         </w:tc>
         <w:tc>
           <w:tcPr>
-            <w:tcW w:type="dxa" w:w="2878"/>
+            <w:tcW w:type="dxa" w:w="2884"/>
             <w:shd w:val="clear" w:fill="F2F4F9"/>
           </w:tcPr>
           <w:p>
@@ -7301,7 +7301,7 @@
                 <w:sz w:val="20"/>
                 <w:szCs w:val="20"/>
               </w:rPr>
-              <w:t>๐๘๒๐๐๐๐๐๐๐</w:t>
+              <w:t>0820000000</w:t>
             </w:r>
           </w:p>
         </w:tc>
@@ -7312,7 +7312,7 @@
         </w:trPr>
         <w:tc>
           <w:tcPr>
-            <w:tcW w:type="dxa" w:w="4534"/>
+            <w:tcW w:type="dxa" w:w="4544"/>
             <w:shd w:val="clear" w:fill="FFFFFF"/>
           </w:tcPr>
           <w:p>
@@ -7335,7 +7335,7 @@
         </w:tc>
         <w:tc>
           <w:tcPr>
-            <w:tcW w:type="dxa" w:w="2112"/>
+            <w:tcW w:type="dxa" w:w="2096"/>
             <w:shd w:val="clear" w:fill="FFFFFF"/>
           </w:tcPr>
           <w:p>
@@ -7351,13 +7351,13 @@
                 <w:sz w:val="20"/>
                 <w:szCs w:val="20"/>
               </w:rPr>
-              <w:t>เลขบัตรประชาชน (เลขไทย คั่นขีด)</w:t>
+              <w:t>เลขบัตรประชาชน (คั่นขีด)</w:t>
             </w:r>
           </w:p>
         </w:tc>
         <w:tc>
           <w:tcPr>
-            <w:tcW w:type="dxa" w:w="2878"/>
+            <w:tcW w:type="dxa" w:w="2884"/>
             <w:shd w:val="clear" w:fill="FFFFFF"/>
           </w:tcPr>
           <w:p>
@@ -7373,7 +7373,7 @@
                 <w:sz w:val="20"/>
                 <w:szCs w:val="20"/>
               </w:rPr>
-              <w:t>๑-๑๐๑๗-๐๐๒๐๗-๐๓-๑</w:t>
+              <w:t>1-1017-00207-03-1</w:t>
             </w:r>
           </w:p>
         </w:tc>
@@ -8541,7 +8541,7 @@
                 <w:sz w:val="20"/>
                 <w:szCs w:val="20"/>
               </w:rPr>
-              <w:t>๐๒๑๔๒๑๔๔๔</w:t>
+              <w:t>021421444</w:t>
             </w:r>
           </w:p>
         </w:tc>
@@ -8825,9 +8825,9 @@
         <w:tblW w:w="9525" w:type="dxa"/>
       </w:tblPr>
       <w:tblGrid>
-        <w:gridCol w:w="4022"/>
-        <w:gridCol w:w="3462"/>
-        <w:gridCol w:w="2040"/>
+        <w:gridCol w:w="4034"/>
+        <w:gridCol w:w="3444"/>
+        <w:gridCol w:w="2046"/>
       </w:tblGrid>
       <w:tr>
         <w:trPr>
@@ -8836,7 +8836,7 @@
         </w:trPr>
         <w:tc>
           <w:tcPr>
-            <w:tcW w:type="dxa" w:w="4022"/>
+            <w:tcW w:type="dxa" w:w="4034"/>
             <w:shd w:val="clear" w:fill="192768"/>
           </w:tcPr>
           <w:p>
@@ -8873,7 +8873,7 @@
         </w:tc>
         <w:tc>
           <w:tcPr>
-            <w:tcW w:type="dxa" w:w="3463"/>
+            <w:tcW w:type="dxa" w:w="3444"/>
             <w:shd w:val="clear" w:fill="192768"/>
           </w:tcPr>
           <w:p>
@@ -8910,7 +8910,7 @@
         </w:tc>
         <w:tc>
           <w:tcPr>
-            <w:tcW w:type="dxa" w:w="2040"/>
+            <w:tcW w:type="dxa" w:w="2047"/>
             <w:shd w:val="clear" w:fill="192768"/>
           </w:tcPr>
           <w:p>
@@ -8952,7 +8952,7 @@
         </w:trPr>
         <w:tc>
           <w:tcPr>
-            <w:tcW w:type="dxa" w:w="4022"/>
+            <w:tcW w:type="dxa" w:w="4034"/>
             <w:shd w:val="clear" w:fill="FFFFFF"/>
           </w:tcPr>
           <w:p>
@@ -8975,7 +8975,7 @@
         </w:tc>
         <w:tc>
           <w:tcPr>
-            <w:tcW w:type="dxa" w:w="3463"/>
+            <w:tcW w:type="dxa" w:w="3444"/>
             <w:shd w:val="clear" w:fill="FFFFFF"/>
           </w:tcPr>
           <w:p>
@@ -8997,7 +8997,7 @@
         </w:tc>
         <w:tc>
           <w:tcPr>
-            <w:tcW w:type="dxa" w:w="2040"/>
+            <w:tcW w:type="dxa" w:w="2047"/>
             <w:shd w:val="clear" w:fill="FFFFFF"/>
           </w:tcPr>
           <w:p>
@@ -9024,7 +9024,7 @@
         </w:trPr>
         <w:tc>
           <w:tcPr>
-            <w:tcW w:type="dxa" w:w="4022"/>
+            <w:tcW w:type="dxa" w:w="4034"/>
             <w:shd w:val="clear" w:fill="F2F4F9"/>
           </w:tcPr>
           <w:p>
@@ -9047,7 +9047,7 @@
         </w:tc>
         <w:tc>
           <w:tcPr>
-            <w:tcW w:type="dxa" w:w="3463"/>
+            <w:tcW w:type="dxa" w:w="3444"/>
             <w:shd w:val="clear" w:fill="F2F4F9"/>
           </w:tcPr>
           <w:p>
@@ -9069,7 +9069,7 @@
         </w:tc>
         <w:tc>
           <w:tcPr>
-            <w:tcW w:type="dxa" w:w="2040"/>
+            <w:tcW w:type="dxa" w:w="2047"/>
             <w:shd w:val="clear" w:fill="F2F4F9"/>
           </w:tcPr>
           <w:p>
@@ -9096,7 +9096,7 @@
         </w:trPr>
         <w:tc>
           <w:tcPr>
-            <w:tcW w:type="dxa" w:w="4022"/>
+            <w:tcW w:type="dxa" w:w="4034"/>
             <w:shd w:val="clear" w:fill="FFFFFF"/>
           </w:tcPr>
           <w:p>
@@ -9119,7 +9119,7 @@
         </w:tc>
         <w:tc>
           <w:tcPr>
-            <w:tcW w:type="dxa" w:w="3463"/>
+            <w:tcW w:type="dxa" w:w="3444"/>
             <w:shd w:val="clear" w:fill="FFFFFF"/>
           </w:tcPr>
           <w:p>
@@ -9141,7 +9141,7 @@
         </w:tc>
         <w:tc>
           <w:tcPr>
-            <w:tcW w:type="dxa" w:w="2040"/>
+            <w:tcW w:type="dxa" w:w="2047"/>
             <w:shd w:val="clear" w:fill="FFFFFF"/>
           </w:tcPr>
           <w:p>
@@ -9168,7 +9168,7 @@
         </w:trPr>
         <w:tc>
           <w:tcPr>
-            <w:tcW w:type="dxa" w:w="4022"/>
+            <w:tcW w:type="dxa" w:w="4034"/>
             <w:shd w:val="clear" w:fill="F2F4F9"/>
           </w:tcPr>
           <w:p>
@@ -9191,7 +9191,7 @@
         </w:tc>
         <w:tc>
           <w:tcPr>
-            <w:tcW w:type="dxa" w:w="3463"/>
+            <w:tcW w:type="dxa" w:w="3444"/>
             <w:shd w:val="clear" w:fill="F2F4F9"/>
           </w:tcPr>
           <w:p>
@@ -9213,7 +9213,7 @@
         </w:tc>
         <w:tc>
           <w:tcPr>
-            <w:tcW w:type="dxa" w:w="2040"/>
+            <w:tcW w:type="dxa" w:w="2047"/>
             <w:shd w:val="clear" w:fill="F2F4F9"/>
           </w:tcPr>
           <w:p>
@@ -9240,7 +9240,7 @@
         </w:trPr>
         <w:tc>
           <w:tcPr>
-            <w:tcW w:type="dxa" w:w="4022"/>
+            <w:tcW w:type="dxa" w:w="4034"/>
             <w:shd w:val="clear" w:fill="FFFFFF"/>
           </w:tcPr>
           <w:p>
@@ -9263,7 +9263,7 @@
         </w:tc>
         <w:tc>
           <w:tcPr>
-            <w:tcW w:type="dxa" w:w="3463"/>
+            <w:tcW w:type="dxa" w:w="3444"/>
             <w:shd w:val="clear" w:fill="FFFFFF"/>
           </w:tcPr>
           <w:p>
@@ -9285,7 +9285,7 @@
         </w:tc>
         <w:tc>
           <w:tcPr>
-            <w:tcW w:type="dxa" w:w="2040"/>
+            <w:tcW w:type="dxa" w:w="2047"/>
             <w:shd w:val="clear" w:fill="FFFFFF"/>
           </w:tcPr>
           <w:p>
@@ -9312,7 +9312,7 @@
         </w:trPr>
         <w:tc>
           <w:tcPr>
-            <w:tcW w:type="dxa" w:w="4022"/>
+            <w:tcW w:type="dxa" w:w="4034"/>
             <w:shd w:val="clear" w:fill="F2F4F9"/>
           </w:tcPr>
           <w:p>
@@ -9335,7 +9335,7 @@
         </w:tc>
         <w:tc>
           <w:tcPr>
-            <w:tcW w:type="dxa" w:w="3463"/>
+            <w:tcW w:type="dxa" w:w="3444"/>
             <w:shd w:val="clear" w:fill="F2F4F9"/>
           </w:tcPr>
           <w:p>
@@ -9357,7 +9357,7 @@
         </w:tc>
         <w:tc>
           <w:tcPr>
-            <w:tcW w:type="dxa" w:w="2040"/>
+            <w:tcW w:type="dxa" w:w="2047"/>
             <w:shd w:val="clear" w:fill="F2F4F9"/>
           </w:tcPr>
           <w:p>
@@ -9384,7 +9384,7 @@
         </w:trPr>
         <w:tc>
           <w:tcPr>
-            <w:tcW w:type="dxa" w:w="4022"/>
+            <w:tcW w:type="dxa" w:w="4034"/>
             <w:shd w:val="clear" w:fill="FFFFFF"/>
           </w:tcPr>
           <w:p>
@@ -9407,7 +9407,7 @@
         </w:tc>
         <w:tc>
           <w:tcPr>
-            <w:tcW w:type="dxa" w:w="3463"/>
+            <w:tcW w:type="dxa" w:w="3444"/>
             <w:shd w:val="clear" w:fill="FFFFFF"/>
           </w:tcPr>
           <w:p>
@@ -9429,7 +9429,7 @@
         </w:tc>
         <w:tc>
           <w:tcPr>
-            <w:tcW w:type="dxa" w:w="2040"/>
+            <w:tcW w:type="dxa" w:w="2047"/>
             <w:shd w:val="clear" w:fill="FFFFFF"/>
           </w:tcPr>
           <w:p>
@@ -9456,7 +9456,7 @@
         </w:trPr>
         <w:tc>
           <w:tcPr>
-            <w:tcW w:type="dxa" w:w="4022"/>
+            <w:tcW w:type="dxa" w:w="4034"/>
             <w:shd w:val="clear" w:fill="F2F4F9"/>
           </w:tcPr>
           <w:p>
@@ -9479,7 +9479,7 @@
         </w:tc>
         <w:tc>
           <w:tcPr>
-            <w:tcW w:type="dxa" w:w="3463"/>
+            <w:tcW w:type="dxa" w:w="3444"/>
             <w:shd w:val="clear" w:fill="F2F4F9"/>
           </w:tcPr>
           <w:p>
@@ -9501,7 +9501,7 @@
         </w:tc>
         <w:tc>
           <w:tcPr>
-            <w:tcW w:type="dxa" w:w="2040"/>
+            <w:tcW w:type="dxa" w:w="2047"/>
             <w:shd w:val="clear" w:fill="F2F4F9"/>
           </w:tcPr>
           <w:p>
@@ -9528,7 +9528,7 @@
         </w:trPr>
         <w:tc>
           <w:tcPr>
-            <w:tcW w:type="dxa" w:w="4022"/>
+            <w:tcW w:type="dxa" w:w="4034"/>
             <w:shd w:val="clear" w:fill="FFFFFF"/>
           </w:tcPr>
           <w:p>
@@ -9551,7 +9551,7 @@
         </w:tc>
         <w:tc>
           <w:tcPr>
-            <w:tcW w:type="dxa" w:w="3463"/>
+            <w:tcW w:type="dxa" w:w="3444"/>
             <w:shd w:val="clear" w:fill="FFFFFF"/>
           </w:tcPr>
           <w:p>
@@ -9573,7 +9573,7 @@
         </w:tc>
         <w:tc>
           <w:tcPr>
-            <w:tcW w:type="dxa" w:w="2040"/>
+            <w:tcW w:type="dxa" w:w="2047"/>
             <w:shd w:val="clear" w:fill="FFFFFF"/>
           </w:tcPr>
           <w:p>
@@ -9600,7 +9600,7 @@
         </w:trPr>
         <w:tc>
           <w:tcPr>
-            <w:tcW w:type="dxa" w:w="4022"/>
+            <w:tcW w:type="dxa" w:w="4034"/>
             <w:shd w:val="clear" w:fill="F2F4F9"/>
           </w:tcPr>
           <w:p>
@@ -9623,7 +9623,7 @@
         </w:tc>
         <w:tc>
           <w:tcPr>
-            <w:tcW w:type="dxa" w:w="3463"/>
+            <w:tcW w:type="dxa" w:w="3444"/>
             <w:shd w:val="clear" w:fill="F2F4F9"/>
           </w:tcPr>
           <w:p>
@@ -9645,7 +9645,7 @@
         </w:tc>
         <w:tc>
           <w:tcPr>
-            <w:tcW w:type="dxa" w:w="2040"/>
+            <w:tcW w:type="dxa" w:w="2047"/>
             <w:shd w:val="clear" w:fill="F2F4F9"/>
           </w:tcPr>
           <w:p>
@@ -9672,7 +9672,7 @@
         </w:trPr>
         <w:tc>
           <w:tcPr>
-            <w:tcW w:type="dxa" w:w="4022"/>
+            <w:tcW w:type="dxa" w:w="4034"/>
             <w:shd w:val="clear" w:fill="FFFFFF"/>
           </w:tcPr>
           <w:p>
@@ -9695,7 +9695,7 @@
         </w:tc>
         <w:tc>
           <w:tcPr>
-            <w:tcW w:type="dxa" w:w="3463"/>
+            <w:tcW w:type="dxa" w:w="3444"/>
             <w:shd w:val="clear" w:fill="FFFFFF"/>
           </w:tcPr>
           <w:p>
@@ -9711,13 +9711,13 @@
                 <w:sz w:val="20"/>
                 <w:szCs w:val="20"/>
               </w:rPr>
-              <w:t>ค่าความถี่การปรับปรุง (เลขไทย)</w:t>
+              <w:t>ค่าความถี่การปรับปรุง</w:t>
             </w:r>
           </w:p>
         </w:tc>
         <w:tc>
           <w:tcPr>
-            <w:tcW w:type="dxa" w:w="2040"/>
+            <w:tcW w:type="dxa" w:w="2047"/>
             <w:shd w:val="clear" w:fill="FFFFFF"/>
           </w:tcPr>
           <w:p>
@@ -9733,7 +9733,7 @@
                 <w:sz w:val="20"/>
                 <w:szCs w:val="20"/>
               </w:rPr>
-              <w:t>๑</w:t>
+              <w:t>1</w:t>
             </w:r>
           </w:p>
         </w:tc>
@@ -9744,7 +9744,7 @@
         </w:trPr>
         <w:tc>
           <w:tcPr>
-            <w:tcW w:type="dxa" w:w="4022"/>
+            <w:tcW w:type="dxa" w:w="4034"/>
             <w:shd w:val="clear" w:fill="F2F4F9"/>
           </w:tcPr>
           <w:p>
@@ -9767,7 +9767,7 @@
         </w:tc>
         <w:tc>
           <w:tcPr>
-            <w:tcW w:type="dxa" w:w="3463"/>
+            <w:tcW w:type="dxa" w:w="3444"/>
             <w:shd w:val="clear" w:fill="F2F4F9"/>
           </w:tcPr>
           <w:p>
@@ -9789,7 +9789,7 @@
         </w:tc>
         <w:tc>
           <w:tcPr>
-            <w:tcW w:type="dxa" w:w="2040"/>
+            <w:tcW w:type="dxa" w:w="2047"/>
             <w:shd w:val="clear" w:fill="F2F4F9"/>
           </w:tcPr>
           <w:p>
@@ -9816,7 +9816,7 @@
         </w:trPr>
         <w:tc>
           <w:tcPr>
-            <w:tcW w:type="dxa" w:w="4022"/>
+            <w:tcW w:type="dxa" w:w="4034"/>
             <w:shd w:val="clear" w:fill="FFFFFF"/>
           </w:tcPr>
           <w:p>
@@ -9839,7 +9839,7 @@
         </w:tc>
         <w:tc>
           <w:tcPr>
-            <w:tcW w:type="dxa" w:w="3463"/>
+            <w:tcW w:type="dxa" w:w="3444"/>
             <w:shd w:val="clear" w:fill="FFFFFF"/>
           </w:tcPr>
           <w:p>
@@ -9861,7 +9861,7 @@
         </w:tc>
         <w:tc>
           <w:tcPr>
-            <w:tcW w:type="dxa" w:w="2040"/>
+            <w:tcW w:type="dxa" w:w="2047"/>
             <w:shd w:val="clear" w:fill="FFFFFF"/>
           </w:tcPr>
           <w:p>
@@ -9888,7 +9888,7 @@
         </w:trPr>
         <w:tc>
           <w:tcPr>
-            <w:tcW w:type="dxa" w:w="4022"/>
+            <w:tcW w:type="dxa" w:w="4034"/>
             <w:shd w:val="clear" w:fill="F2F4F9"/>
           </w:tcPr>
           <w:p>
@@ -9911,7 +9911,7 @@
         </w:tc>
         <w:tc>
           <w:tcPr>
-            <w:tcW w:type="dxa" w:w="3463"/>
+            <w:tcW w:type="dxa" w:w="3444"/>
             <w:shd w:val="clear" w:fill="F2F4F9"/>
           </w:tcPr>
           <w:p>
@@ -9927,13 +9927,13 @@
                 <w:sz w:val="20"/>
                 <w:szCs w:val="20"/>
               </w:rPr>
-              <w:t>ระยะเวลาประมวลผล จำนวนปี (เลขไทย)</w:t>
+              <w:t>ระยะเวลาประมวลผล จำนวนปี</w:t>
             </w:r>
           </w:p>
         </w:tc>
         <w:tc>
           <w:tcPr>
-            <w:tcW w:type="dxa" w:w="2040"/>
+            <w:tcW w:type="dxa" w:w="2047"/>
             <w:shd w:val="clear" w:fill="F2F4F9"/>
           </w:tcPr>
           <w:p>
@@ -9949,7 +9949,7 @@
                 <w:sz w:val="20"/>
                 <w:szCs w:val="20"/>
               </w:rPr>
-              <w:t>๕</w:t>
+              <w:t>5</w:t>
             </w:r>
           </w:p>
         </w:tc>
@@ -9960,7 +9960,7 @@
         </w:trPr>
         <w:tc>
           <w:tcPr>
-            <w:tcW w:type="dxa" w:w="4022"/>
+            <w:tcW w:type="dxa" w:w="4034"/>
             <w:shd w:val="clear" w:fill="FFFFFF"/>
           </w:tcPr>
           <w:p>
@@ -9983,7 +9983,7 @@
         </w:tc>
         <w:tc>
           <w:tcPr>
-            <w:tcW w:type="dxa" w:w="3463"/>
+            <w:tcW w:type="dxa" w:w="3444"/>
             <w:shd w:val="clear" w:fill="FFFFFF"/>
           </w:tcPr>
           <w:p>
@@ -9999,13 +9999,13 @@
                 <w:sz w:val="20"/>
                 <w:szCs w:val="20"/>
               </w:rPr>
-              <w:t>ระยะเวลาประมวลผล จำนวนเดือน (เลขไทย)</w:t>
+              <w:t>ระยะเวลาประมวลผล จำนวนเดือน</w:t>
             </w:r>
           </w:p>
         </w:tc>
         <w:tc>
           <w:tcPr>
-            <w:tcW w:type="dxa" w:w="2040"/>
+            <w:tcW w:type="dxa" w:w="2047"/>
             <w:shd w:val="clear" w:fill="FFFFFF"/>
           </w:tcPr>
           <w:p>
@@ -10021,7 +10021,7 @@
                 <w:sz w:val="20"/>
                 <w:szCs w:val="20"/>
               </w:rPr>
-              <w:t>๖</w:t>
+              <w:t>6</w:t>
             </w:r>
           </w:p>
         </w:tc>
@@ -10032,7 +10032,7 @@
         </w:trPr>
         <w:tc>
           <w:tcPr>
-            <w:tcW w:type="dxa" w:w="4022"/>
+            <w:tcW w:type="dxa" w:w="4034"/>
             <w:shd w:val="clear" w:fill="F2F4F9"/>
           </w:tcPr>
           <w:p>
@@ -10055,7 +10055,7 @@
         </w:tc>
         <w:tc>
           <w:tcPr>
-            <w:tcW w:type="dxa" w:w="3463"/>
+            <w:tcW w:type="dxa" w:w="3444"/>
             <w:shd w:val="clear" w:fill="F2F4F9"/>
           </w:tcPr>
           <w:p>
@@ -10077,7 +10077,7 @@
         </w:tc>
         <w:tc>
           <w:tcPr>
-            <w:tcW w:type="dxa" w:w="2040"/>
+            <w:tcW w:type="dxa" w:w="2047"/>
             <w:shd w:val="clear" w:fill="F2F4F9"/>
           </w:tcPr>
           <w:p>
@@ -11200,9 +11200,9 @@
         <w:tblW w:w="9525" w:type="dxa"/>
       </w:tblPr>
       <w:tblGrid>
-        <w:gridCol w:w="3589"/>
-        <w:gridCol w:w="4279"/>
-        <w:gridCol w:w="1656"/>
+        <w:gridCol w:w="3615"/>
+        <w:gridCol w:w="4241"/>
+        <w:gridCol w:w="1668"/>
       </w:tblGrid>
       <w:tr>
         <w:trPr>
@@ -11211,7 +11211,7 @@
         </w:trPr>
         <w:tc>
           <w:tcPr>
-            <w:tcW w:type="dxa" w:w="3589"/>
+            <w:tcW w:type="dxa" w:w="3615"/>
             <w:shd w:val="clear" w:fill="192768"/>
           </w:tcPr>
           <w:p>
@@ -11248,7 +11248,7 @@
         </w:tc>
         <w:tc>
           <w:tcPr>
-            <w:tcW w:type="dxa" w:w="4279"/>
+            <w:tcW w:type="dxa" w:w="4241"/>
             <w:shd w:val="clear" w:fill="192768"/>
           </w:tcPr>
           <w:p>
@@ -11285,7 +11285,7 @@
         </w:tc>
         <w:tc>
           <w:tcPr>
-            <w:tcW w:type="dxa" w:w="1656"/>
+            <w:tcW w:type="dxa" w:w="1669"/>
             <w:shd w:val="clear" w:fill="192768"/>
           </w:tcPr>
           <w:p>
@@ -11327,7 +11327,7 @@
         </w:trPr>
         <w:tc>
           <w:tcPr>
-            <w:tcW w:type="dxa" w:w="3589"/>
+            <w:tcW w:type="dxa" w:w="3615"/>
             <w:shd w:val="clear" w:fill="FFFFFF"/>
           </w:tcPr>
           <w:p>
@@ -11350,7 +11350,7 @@
         </w:tc>
         <w:tc>
           <w:tcPr>
-            <w:tcW w:type="dxa" w:w="4279"/>
+            <w:tcW w:type="dxa" w:w="4241"/>
             <w:shd w:val="clear" w:fill="FFFFFF"/>
           </w:tcPr>
           <w:p>
@@ -11366,13 +11366,13 @@
                 <w:sz w:val="20"/>
                 <w:szCs w:val="20"/>
               </w:rPr>
-              <w:t>เลขเวอร์ชันของเอกสารฉบับนี้ (เลขไทย)</w:t>
+              <w:t>เลขเวอร์ชันของเอกสารฉบับนี้</w:t>
             </w:r>
           </w:p>
         </w:tc>
         <w:tc>
           <w:tcPr>
-            <w:tcW w:type="dxa" w:w="1656"/>
+            <w:tcW w:type="dxa" w:w="1669"/>
             <w:shd w:val="clear" w:fill="FFFFFF"/>
           </w:tcPr>
           <w:p>
@@ -11388,7 +11388,7 @@
                 <w:sz w:val="20"/>
                 <w:szCs w:val="20"/>
               </w:rPr>
-              <w:t>๒</w:t>
+              <w:t>2</w:t>
             </w:r>
           </w:p>
         </w:tc>
@@ -11399,7 +11399,7 @@
         </w:trPr>
         <w:tc>
           <w:tcPr>
-            <w:tcW w:type="dxa" w:w="3589"/>
+            <w:tcW w:type="dxa" w:w="3615"/>
             <w:shd w:val="clear" w:fill="F2F4F9"/>
           </w:tcPr>
           <w:p>
@@ -11422,7 +11422,7 @@
         </w:tc>
         <w:tc>
           <w:tcPr>
-            <w:tcW w:type="dxa" w:w="4279"/>
+            <w:tcW w:type="dxa" w:w="4241"/>
             <w:shd w:val="clear" w:fill="F2F4F9"/>
           </w:tcPr>
           <w:p>
@@ -11444,7 +11444,7 @@
         </w:tc>
         <w:tc>
           <w:tcPr>
-            <w:tcW w:type="dxa" w:w="1656"/>
+            <w:tcW w:type="dxa" w:w="1669"/>
             <w:shd w:val="clear" w:fill="F2F4F9"/>
           </w:tcPr>
           <w:p>
@@ -11460,7 +11460,7 @@
                 <w:sz w:val="20"/>
                 <w:szCs w:val="20"/>
               </w:rPr>
-              <w:t>๓๑ สิงหาคม ๒๕๖๙</w:t>
+              <w:t>31 สิงหาคม 2569</w:t>
             </w:r>
           </w:p>
         </w:tc>
@@ -11883,7 +11883,7 @@
                 <w:sz w:val="20"/>
                 <w:szCs w:val="20"/>
               </w:rPr>
-              <w:t>๑๙ สิงหาคม ๒๕๖๙</w:t>
+              <w:t>19 สิงหาคม 2569</w:t>
             </w:r>
           </w:p>
         </w:tc>
@@ -11955,7 +11955,7 @@
                 <w:sz w:val="20"/>
                 <w:szCs w:val="20"/>
               </w:rPr>
-              <w:t>๑๙ สิงหาคม ๒๕๖๙ ๑๕:๒๗</w:t>
+              <w:t>19 สิงหาคม 2569 15:27</w:t>
             </w:r>
           </w:p>
         </w:tc>
@@ -12948,7 +12948,7 @@
           <w:sz w:val="22"/>
           <w:szCs w:val="22"/>
         </w:rPr>
-        <w:t xml:space="preserve"> แม้ต้นแบบตั้งเป็นเลขไทย — เป็นข้อจำกัดของตัวแปลง อธิบายไว้ใน </w:t>
+        <w:t xml:space="preserve"> แม้ต้นแบบตั้งเป็นเลขไทย — เป็นข้อจำกัดของตัวแปลง ซึ่งตอนนี้ตรงกับที่ต้องการพอดี: ตั้งแต่ 2026-09-06 ค่าทุกตัวที่ระบบใส่ลงไปเป็นเลขอารบิกแล้ว อธิบายไว้ใน </w:t>
       </w:r>
       <w:r>
         <w:rPr>

--- a/docs/manuals-docx/18-document-template-variables.docx
+++ b/docs/manuals-docx/18-document-template-variables.docx
@@ -354,6 +354,39 @@
           <w:szCs w:val="22"/>
         </w:rPr>
         <w:t>3.2 · ชุดเอกสาร 31 สิงหาคม 2569 — สลับลำดับผนวก</w:t>
+      </w:r>
+    </w:p>
+    <w:p>
+      <w:pPr>
+        <w:spacing w:before="0" w:after="60" w:lineRule="auto" w:line="324"/>
+        <w:ind w:left="283"/>
+      </w:pPr>
+      <w:r>
+        <w:rPr>
+          <w:rFonts w:ascii="DejaVu Sans" w:hAnsi="DejaVu Sans" w:cs="DejaVu Sans" w:eastAsia="DejaVu Sans"/>
+          <w:color w:val="E5775A"/>
+          <w:sz w:val="22"/>
+          <w:szCs w:val="22"/>
+        </w:rPr>
+        <w:t>▸</w:t>
+      </w:r>
+      <w:r>
+        <w:rPr>
+          <w:rFonts w:ascii="Sarabun" w:hAnsi="Sarabun" w:cs="Sarabun" w:eastAsia="Sarabun"/>
+          <w:color w:val="E5775A"/>
+          <w:sz w:val="22"/>
+          <w:szCs w:val="22"/>
+        </w:rPr>
+        <w:t xml:space="preserve">  </w:t>
+      </w:r>
+      <w:r>
+        <w:rPr>
+          <w:rFonts w:ascii="Sarabun" w:hAnsi="Sarabun" w:cs="Sarabun" w:eastAsia="Sarabun"/>
+          <w:color w:val="1A1E33"/>
+          <w:sz w:val="22"/>
+          <w:szCs w:val="22"/>
+        </w:rPr>
+        <w:t>3.3 · ชุดเอกสาร 9 กันยายน 2569 — A0 กับ A4</w:t>
       </w:r>
     </w:p>
     <w:p>
@@ -3536,6 +3569,437 @@
           <w:b w:val="1"/>
           <w:bCs w:val="1"/>
         </w:rPr>
+        <w:t>3.3 · ชุดเอกสาร 9 กันยายน 2569 — A0 กับ A4</w:t>
+      </w:r>
+    </w:p>
+    <w:p>
+      <w:pPr>
+        <w:spacing w:before="0" w:after="160" w:lineRule="auto" w:line="348"/>
+        <w:jc w:val="both"/>
+      </w:pPr>
+      <w:r>
+        <w:rPr>
+          <w:rFonts w:ascii="Sarabun" w:hAnsi="Sarabun" w:cs="Sarabun" w:eastAsia="Sarabun"/>
+          <w:color w:val="1A1E33"/>
+          <w:sz w:val="22"/>
+          <w:szCs w:val="22"/>
+        </w:rPr>
+        <w:t>ฝ่ายกฎหมายส่ง A0 กับ A4 มาใหม่ (</w:t>
+      </w:r>
+      <w:r>
+        <w:rPr>
+          <w:rFonts w:ascii="DejaVu Sans Mono" w:hAnsi="DejaVu Sans Mono" w:cs="DejaVu Sans Mono" w:eastAsia="DejaVu Sans Mono"/>
+          <w:color w:val="192768"/>
+          <w:sz w:val="19"/>
+          <w:szCs w:val="19"/>
+          <w:shd w:val="clear" w:fill="F5F6FA"/>
+        </w:rPr>
+        <w:t>assets/document-template/update-20260909/</w:t>
+      </w:r>
+      <w:r>
+        <w:rPr>
+          <w:rFonts w:ascii="Sarabun" w:hAnsi="Sarabun" w:cs="Sarabun" w:eastAsia="Sarabun"/>
+          <w:color w:val="1A1E33"/>
+          <w:sz w:val="22"/>
+          <w:szCs w:val="22"/>
+        </w:rPr>
+        <w:t>) ผนวก 1–3 ยังเป็น ชุด 31 สิงหาคมตามเดิม ไม่ได้ส่งมาด้วย</w:t>
+      </w:r>
+    </w:p>
+    <w:p>
+      <w:pPr>
+        <w:spacing w:before="0" w:after="160" w:lineRule="auto" w:line="348"/>
+        <w:jc w:val="both"/>
+      </w:pPr>
+      <w:r>
+        <w:rPr>
+          <w:rFonts w:ascii="Sarabun" w:hAnsi="Sarabun" w:cs="Sarabun" w:eastAsia="Sarabun"/>
+          <w:color w:val="1A1E33"/>
+          <w:sz w:val="22"/>
+          <w:szCs w:val="22"/>
+          <w:b w:val="1"/>
+          <w:bCs w:val="1"/>
+        </w:rPr>
+        <w:t>A0 เขียนช่องกรอกด้วยชื่อคอลัมน์อีกครั้ง</w:t>
+      </w:r>
+      <w:r>
+        <w:rPr>
+          <w:rFonts w:ascii="Sarabun" w:hAnsi="Sarabun" w:cs="Sarabun" w:eastAsia="Sarabun"/>
+          <w:color w:val="1A1E33"/>
+          <w:sz w:val="22"/>
+          <w:szCs w:val="22"/>
+        </w:rPr>
+        <w:t xml:space="preserve"> เหมือนชุด 31 สิงหาคม จึงแปลงด้วย </w:t>
+      </w:r>
+      <w:r>
+        <w:rPr>
+          <w:rFonts w:ascii="DejaVu Sans Mono" w:hAnsi="DejaVu Sans Mono" w:cs="DejaVu Sans Mono" w:eastAsia="DejaVu Sans Mono"/>
+          <w:color w:val="192768"/>
+          <w:sz w:val="19"/>
+          <w:szCs w:val="19"/>
+          <w:shd w:val="clear" w:fill="F5F6FA"/>
+        </w:rPr>
+        <w:t>convert-field-tags.py</w:t>
+      </w:r>
+      <w:r>
+        <w:rPr>
+          <w:rFonts w:ascii="Sarabun" w:hAnsi="Sarabun" w:cs="Sarabun" w:eastAsia="Sarabun"/>
+          <w:color w:val="1A1E33"/>
+          <w:sz w:val="22"/>
+          <w:szCs w:val="22"/>
+        </w:rPr>
+        <w:t xml:space="preserve"> ตามข้อ 4.1 แต่คราวนี้สะกดผู้มีอำนาจกระทำการแทนไม่เหมือนเดิม — ย่อหน้าคู่สัญญาใช้ขีดล่างล้วน (</w:t>
+      </w:r>
+      <w:r>
+        <w:rPr>
+          <w:rFonts w:ascii="DejaVu Sans Mono" w:hAnsi="DejaVu Sans Mono" w:cs="DejaVu Sans Mono" w:eastAsia="DejaVu Sans Mono"/>
+          <w:color w:val="192768"/>
+          <w:sz w:val="19"/>
+          <w:szCs w:val="19"/>
+          <w:shd w:val="clear" w:fill="F5F6FA"/>
+        </w:rPr>
+        <w:t>&lt;approver_prefix_th&gt;</w:t>
+      </w:r>
+      <w:r>
+        <w:rPr>
+          <w:rFonts w:ascii="Sarabun" w:hAnsi="Sarabun" w:cs="Sarabun" w:eastAsia="Sarabun"/>
+          <w:color w:val="1A1E33"/>
+          <w:sz w:val="22"/>
+          <w:szCs w:val="22"/>
+        </w:rPr>
+        <w:t xml:space="preserve">, </w:t>
+      </w:r>
+      <w:r>
+        <w:rPr>
+          <w:rFonts w:ascii="DejaVu Sans Mono" w:hAnsi="DejaVu Sans Mono" w:cs="DejaVu Sans Mono" w:eastAsia="DejaVu Sans Mono"/>
+          <w:color w:val="192768"/>
+          <w:sz w:val="19"/>
+          <w:szCs w:val="19"/>
+          <w:shd w:val="clear" w:fill="F5F6FA"/>
+        </w:rPr>
+        <w:t>&lt;org_approver_position_th&gt;</w:t>
+      </w:r>
+      <w:r>
+        <w:rPr>
+          <w:rFonts w:ascii="Sarabun" w:hAnsi="Sarabun" w:cs="Sarabun" w:eastAsia="Sarabun"/>
+          <w:color w:val="1A1E33"/>
+          <w:sz w:val="22"/>
+          <w:szCs w:val="22"/>
+        </w:rPr>
+        <w:t>) ขณะที่ บล็อกลงนามในไฟล์เดียวกันยังใช้จุด (</w:t>
+      </w:r>
+      <w:r>
+        <w:rPr>
+          <w:rFonts w:ascii="DejaVu Sans Mono" w:hAnsi="DejaVu Sans Mono" w:cs="DejaVu Sans Mono" w:eastAsia="DejaVu Sans Mono"/>
+          <w:color w:val="192768"/>
+          <w:sz w:val="19"/>
+          <w:szCs w:val="19"/>
+          <w:shd w:val="clear" w:fill="F5F6FA"/>
+        </w:rPr>
+        <w:t>&lt;org_approver.firstname_th&gt;</w:t>
+      </w:r>
+      <w:r>
+        <w:rPr>
+          <w:rFonts w:ascii="Sarabun" w:hAnsi="Sarabun" w:cs="Sarabun" w:eastAsia="Sarabun"/>
+          <w:color w:val="1A1E33"/>
+          <w:sz w:val="22"/>
+          <w:szCs w:val="22"/>
+        </w:rPr>
+        <w:t xml:space="preserve">) </w:t>
+      </w:r>
+      <w:r>
+        <w:rPr>
+          <w:rFonts w:ascii="DejaVu Sans Mono" w:hAnsi="DejaVu Sans Mono" w:cs="DejaVu Sans Mono" w:eastAsia="DejaVu Sans Mono"/>
+          <w:color w:val="192768"/>
+          <w:sz w:val="19"/>
+          <w:szCs w:val="19"/>
+          <w:shd w:val="clear" w:fill="F5F6FA"/>
+        </w:rPr>
+        <w:t>TAG_MAP</w:t>
+      </w:r>
+      <w:r>
+        <w:rPr>
+          <w:rFonts w:ascii="Sarabun" w:hAnsi="Sarabun" w:cs="Sarabun" w:eastAsia="Sarabun"/>
+          <w:color w:val="1A1E33"/>
+          <w:sz w:val="22"/>
+          <w:szCs w:val="22"/>
+        </w:rPr>
+        <w:t xml:space="preserve"> รับทั้งสองแบบแล้ว</w:t>
+      </w:r>
+    </w:p>
+    <w:p>
+      <w:pPr>
+        <w:spacing w:before="0" w:after="160" w:lineRule="auto" w:line="348"/>
+        <w:jc w:val="both"/>
+      </w:pPr>
+      <w:r>
+        <w:rPr>
+          <w:rFonts w:ascii="Sarabun" w:hAnsi="Sarabun" w:cs="Sarabun" w:eastAsia="Sarabun"/>
+          <w:color w:val="1A1E33"/>
+          <w:sz w:val="22"/>
+          <w:szCs w:val="22"/>
+          <w:b w:val="1"/>
+          <w:bCs w:val="1"/>
+        </w:rPr>
+        <w:t>ช่องที่ฉบับนี้ไม่ได้ทำเครื่องหมายมา สคริปต์เติมกลับให้</w:t>
+      </w:r>
+      <w:r>
+        <w:rPr>
+          <w:rFonts w:ascii="Sarabun" w:hAnsi="Sarabun" w:cs="Sarabun" w:eastAsia="Sarabun"/>
+          <w:color w:val="1A1E33"/>
+          <w:sz w:val="22"/>
+          <w:szCs w:val="22"/>
+        </w:rPr>
+        <w:t xml:space="preserve"> ตามกลไก </w:t>
+      </w:r>
+      <w:r>
+        <w:rPr>
+          <w:rFonts w:ascii="DejaVu Sans Mono" w:hAnsi="DejaVu Sans Mono" w:cs="DejaVu Sans Mono" w:eastAsia="DejaVu Sans Mono"/>
+          <w:color w:val="192768"/>
+          <w:sz w:val="19"/>
+          <w:szCs w:val="19"/>
+          <w:shd w:val="clear" w:fill="F5F6FA"/>
+        </w:rPr>
+        <w:t>GAP_FILLS</w:t>
+      </w:r>
+      <w:r>
+        <w:rPr>
+          <w:rFonts w:ascii="Sarabun" w:hAnsi="Sarabun" w:cs="Sarabun" w:eastAsia="Sarabun"/>
+          <w:color w:val="1A1E33"/>
+          <w:sz w:val="22"/>
+          <w:szCs w:val="22"/>
+        </w:rPr>
+        <w:t xml:space="preserve"> เดิม — </w:t>
+      </w:r>
+      <w:r>
+        <w:rPr>
+          <w:rFonts w:ascii="DejaVu Sans Mono" w:hAnsi="DejaVu Sans Mono" w:cs="DejaVu Sans Mono" w:eastAsia="DejaVu Sans Mono"/>
+          <w:color w:val="192768"/>
+          <w:sz w:val="19"/>
+          <w:szCs w:val="19"/>
+          <w:shd w:val="clear" w:fill="F5F6FA"/>
+        </w:rPr>
+        <w:t>{{system.name}}</w:t>
+      </w:r>
+      <w:r>
+        <w:rPr>
+          <w:rFonts w:ascii="Sarabun" w:hAnsi="Sarabun" w:cs="Sarabun" w:eastAsia="Sarabun"/>
+          <w:color w:val="1A1E33"/>
+          <w:sz w:val="22"/>
+          <w:szCs w:val="22"/>
+        </w:rPr>
+        <w:t xml:space="preserve"> (ฉบับนี้เขียนว่า </w:t>
+      </w:r>
+      <w:r>
+        <w:rPr>
+          <w:rFonts w:ascii="DejaVu Sans Mono" w:hAnsi="DejaVu Sans Mono" w:cs="DejaVu Sans Mono" w:eastAsia="DejaVu Sans Mono"/>
+          <w:color w:val="192768"/>
+          <w:sz w:val="19"/>
+          <w:szCs w:val="19"/>
+          <w:shd w:val="clear" w:fill="F5F6FA"/>
+        </w:rPr>
+        <w:t>ระบบ.....</w:t>
+      </w:r>
+      <w:r>
+        <w:rPr>
+          <w:rFonts w:ascii="Sarabun" w:hAnsi="Sarabun" w:cs="Sarabun" w:eastAsia="Sarabun"/>
+          <w:color w:val="1A1E33"/>
+          <w:sz w:val="22"/>
+          <w:szCs w:val="22"/>
+        </w:rPr>
+        <w:t xml:space="preserve"> เฉย ๆ) และ </w:t>
+      </w:r>
+      <w:r>
+        <w:rPr>
+          <w:rFonts w:ascii="DejaVu Sans Mono" w:hAnsi="DejaVu Sans Mono" w:cs="DejaVu Sans Mono" w:eastAsia="DejaVu Sans Mono"/>
+          <w:color w:val="192768"/>
+          <w:sz w:val="19"/>
+          <w:szCs w:val="19"/>
+          <w:shd w:val="clear" w:fill="F5F6FA"/>
+        </w:rPr>
+        <w:t>{{bdi_approver.endorsement}}</w:t>
+      </w:r>
+      <w:r>
+        <w:rPr>
+          <w:rFonts w:ascii="Sarabun" w:hAnsi="Sarabun" w:cs="Sarabun" w:eastAsia="Sarabun"/>
+          <w:color w:val="1A1E33"/>
+          <w:sz w:val="22"/>
+          <w:szCs w:val="22"/>
+        </w:rPr>
+        <w:t xml:space="preserve"> (ตราเห็นชอบเหนือบรรทัดลงนามฝั่งสำนักงาน ซึ่งฉบับนี้ไม่มี) ถ้าไม่เติมกลับ A0 ฉบับใหม่จะ </w:t>
+      </w:r>
+      <w:r>
+        <w:rPr>
+          <w:rFonts w:ascii="Sarabun" w:hAnsi="Sarabun" w:cs="Sarabun" w:eastAsia="Sarabun"/>
+          <w:color w:val="1A1E33"/>
+          <w:sz w:val="22"/>
+          <w:szCs w:val="22"/>
+          <w:b w:val="1"/>
+          <w:bCs w:val="1"/>
+        </w:rPr>
+        <w:t>ถอยหลัง</w:t>
+      </w:r>
+      <w:r>
+        <w:rPr>
+          <w:rFonts w:ascii="Sarabun" w:hAnsi="Sarabun" w:cs="Sarabun" w:eastAsia="Sarabun"/>
+          <w:color w:val="1A1E33"/>
+          <w:sz w:val="22"/>
+          <w:szCs w:val="22"/>
+        </w:rPr>
+        <w:t>จากฉบับที่ใช้อยู่บน production</w:t>
+      </w:r>
+    </w:p>
+    <w:p>
+      <w:pPr>
+        <w:spacing w:before="0" w:after="160" w:lineRule="auto" w:line="348"/>
+        <w:jc w:val="both"/>
+      </w:pPr>
+      <w:r>
+        <w:rPr>
+          <w:rFonts w:ascii="Sarabun" w:hAnsi="Sarabun" w:cs="Sarabun" w:eastAsia="Sarabun"/>
+          <w:color w:val="1A1E33"/>
+          <w:sz w:val="22"/>
+          <w:szCs w:val="22"/>
+          <w:b w:val="1"/>
+          <w:bCs w:val="1"/>
+        </w:rPr>
+        <w:t>สิ่งที่ A0 ฉบับนี้ไม่มีและสคริปต์ไม่ได้เติมให้</w:t>
+      </w:r>
+      <w:r>
+        <w:rPr>
+          <w:rFonts w:ascii="Sarabun" w:hAnsi="Sarabun" w:cs="Sarabun" w:eastAsia="Sarabun"/>
+          <w:color w:val="1A1E33"/>
+          <w:sz w:val="22"/>
+          <w:szCs w:val="22"/>
+        </w:rPr>
+        <w:t xml:space="preserve"> — ที่อยู่หน่วยงานไม่มีช่องรหัสไปรษณีย์ (</w:t>
+      </w:r>
+      <w:r>
+        <w:rPr>
+          <w:rFonts w:ascii="DejaVu Sans Mono" w:hAnsi="DejaVu Sans Mono" w:cs="DejaVu Sans Mono" w:eastAsia="DejaVu Sans Mono"/>
+          <w:color w:val="192768"/>
+          <w:sz w:val="19"/>
+          <w:szCs w:val="19"/>
+          <w:shd w:val="clear" w:fill="F5F6FA"/>
+        </w:rPr>
+        <w:t>{{org.postalCode}}</w:t>
+      </w:r>
+      <w:r>
+        <w:rPr>
+          <w:rFonts w:ascii="Sarabun" w:hAnsi="Sarabun" w:cs="Sarabun" w:eastAsia="Sarabun"/>
+          <w:color w:val="1A1E33"/>
+          <w:sz w:val="22"/>
+          <w:szCs w:val="22"/>
+        </w:rPr>
+        <w:t>) ถ้าตั้งใจให้มี ต้องเพิ่มในเอกสาร ไม่ใช่ในโค้ด</w:t>
+      </w:r>
+    </w:p>
+    <w:p>
+      <w:pPr>
+        <w:spacing w:before="0" w:after="160" w:lineRule="auto" w:line="348"/>
+        <w:jc w:val="both"/>
+      </w:pPr>
+      <w:r>
+        <w:rPr>
+          <w:rFonts w:ascii="Sarabun" w:hAnsi="Sarabun" w:cs="Sarabun" w:eastAsia="Sarabun"/>
+          <w:color w:val="1A1E33"/>
+          <w:sz w:val="22"/>
+          <w:szCs w:val="22"/>
+          <w:b w:val="1"/>
+          <w:bCs w:val="1"/>
+        </w:rPr>
+        <w:t>A4 เป็นแบบฟอร์มเปล่า</w:t>
+      </w:r>
+      <w:r>
+        <w:rPr>
+          <w:rFonts w:ascii="Sarabun" w:hAnsi="Sarabun" w:cs="Sarabun" w:eastAsia="Sarabun"/>
+          <w:color w:val="1A1E33"/>
+          <w:sz w:val="22"/>
+          <w:szCs w:val="22"/>
+        </w:rPr>
+        <w:t xml:space="preserve"> ไม่มีแท็กสักตัว มีแต่เส้นประกับคำว่า </w:t>
+      </w:r>
+      <w:r>
+        <w:rPr>
+          <w:rFonts w:ascii="DejaVu Sans Mono" w:hAnsi="DejaVu Sans Mono" w:cs="DejaVu Sans Mono" w:eastAsia="DejaVu Sans Mono"/>
+          <w:color w:val="192768"/>
+          <w:sz w:val="19"/>
+          <w:szCs w:val="19"/>
+          <w:shd w:val="clear" w:fill="F5F6FA"/>
+        </w:rPr>
+        <w:t>text</w:t>
+      </w:r>
+      <w:r>
+        <w:rPr>
+          <w:rFonts w:ascii="Sarabun" w:hAnsi="Sarabun" w:cs="Sarabun" w:eastAsia="Sarabun"/>
+          <w:color w:val="1A1E33"/>
+          <w:sz w:val="22"/>
+          <w:szCs w:val="22"/>
+        </w:rPr>
+        <w:t xml:space="preserve"> / </w:t>
+      </w:r>
+      <w:r>
+        <w:rPr>
+          <w:rFonts w:ascii="DejaVu Sans Mono" w:hAnsi="DejaVu Sans Mono" w:cs="DejaVu Sans Mono" w:eastAsia="DejaVu Sans Mono"/>
+          <w:color w:val="192768"/>
+          <w:sz w:val="19"/>
+          <w:szCs w:val="19"/>
+          <w:shd w:val="clear" w:fill="F5F6FA"/>
+        </w:rPr>
+        <w:t>choice</w:t>
+      </w:r>
+      <w:r>
+        <w:rPr>
+          <w:rFonts w:ascii="Sarabun" w:hAnsi="Sarabun" w:cs="Sarabun" w:eastAsia="Sarabun"/>
+          <w:color w:val="1A1E33"/>
+          <w:sz w:val="22"/>
+          <w:szCs w:val="22"/>
+        </w:rPr>
+        <w:t xml:space="preserve"> / </w:t>
+      </w:r>
+      <w:r>
+        <w:rPr>
+          <w:rFonts w:ascii="DejaVu Sans Mono" w:hAnsi="DejaVu Sans Mono" w:cs="DejaVu Sans Mono" w:eastAsia="DejaVu Sans Mono"/>
+          <w:color w:val="192768"/>
+          <w:sz w:val="19"/>
+          <w:szCs w:val="19"/>
+          <w:shd w:val="clear" w:fill="F5F6FA"/>
+        </w:rPr>
+        <w:t>number</w:t>
+      </w:r>
+      <w:r>
+        <w:rPr>
+          <w:rFonts w:ascii="Sarabun" w:hAnsi="Sarabun" w:cs="Sarabun" w:eastAsia="Sarabun"/>
+          <w:color w:val="1A1E33"/>
+          <w:sz w:val="22"/>
+          <w:szCs w:val="22"/>
+        </w:rPr>
+        <w:t xml:space="preserve"> จึงแปลงด้วยสคริปต์ไม่ได้ ต้องเขียน placeholder ลงไปทั้งฉบับ — ดูการ์ด "Update Dataset Registration field and document"</w:t>
+      </w:r>
+    </w:p>
+    <w:p>
+      <w:pPr>
+        <w:spacing w:before="360" w:after="120" w:lineRule="auto" w:line="300"/>
+        <w:jc w:val="left"/>
+        <w:keepNext w:val="1"/>
+        <w:pBdr>
+          <w:bottom w:val="single" w:sz="6" w:space="4" w:color="D8DCE6"/>
+        </w:pBdr>
+        <w:pageBreakBefore w:val="1"/>
+      </w:pPr>
+      <w:r>
+        <w:rPr>
+          <w:rFonts w:ascii="Sarabun" w:hAnsi="Sarabun" w:cs="Sarabun" w:eastAsia="Sarabun"/>
+          <w:color w:val="192768"/>
+          <w:sz w:val="36"/>
+          <w:szCs w:val="36"/>
+          <w:b w:val="1"/>
+          <w:bCs w:val="1"/>
+          <w:sz w:val="36"/>
+          <w:szCs w:val="36"/>
+          <w:b w:val="1"/>
+          <w:bCs w:val="1"/>
+        </w:rPr>
         <w:t>4 · ตัวแปรที่ใช้ได้ทั้งหมด</w:t>
       </w:r>
     </w:p>
@@ -6588,7 +7052,7 @@
           <w:b w:val="1"/>
           <w:bCs w:val="1"/>
         </w:rPr>
-        <w:t>ผู้กรอกข้อมูล (เจ้าหน้าที่ของหน่วยงานที่ยื่นคำขอ)</w:t>
+        <w:t>ผู้ประสานงานของหน่วยงาน (เจ้าหน้าที่ของหน่วยงานที่ยื่นคำขอ)</w:t>
       </w:r>
     </w:p>
     <w:tbl>
